--- a/report/Отчет_ЛР1_Денисов.docx
+++ b/report/Отчет_ЛР1_Денисов.docx
@@ -9291,7 +9291,7 @@
         <w:t>result</w:t>
       </w:r>
       <w:r>
-        <w:t xml:space="preserve"> инициализируется значением number1. Затем двумя последовательными if она заменяется на number2 или number3, если они больше текущего максимума.</w:t>
+        <w:t xml:space="preserve"> инициализируется значением number_one. Затем двумя последовательными if она заменяется на number_two или number_three, если они больше текущего максимума.</w:t>
       </w:r>
     </w:p>
     <w:p>
@@ -9360,58 +9360,58 @@
                 <w:rFonts w:ascii="Courier New" w:hAnsi="Courier New" w:cs="Courier New" w:eastAsia="Courier New"/>
                 <w:sz w:val="20"/>
               </w:rPr>
-              <w:t>int Max3(int number1, int number2, int number3) {</w:t>
-            </w:r>
-          </w:p>
-          <w:p>
-            <w:pPr>
-              <w:spacing w:line="240" w:lineRule="auto"/>
-              <w:ind w:firstLine="0"/>
-              <w:jc w:val="left"/>
-              <w:rPr>
-                <w:sz w:val="20"/>
-              </w:rPr>
-            </w:pPr>
-            <w:r>
-              <w:rPr>
-                <w:rFonts w:ascii="Courier New" w:hAnsi="Courier New" w:cs="Courier New" w:eastAsia="Courier New"/>
-                <w:sz w:val="20"/>
-              </w:rPr>
-              <w:t xml:space="preserve">    int result = number1;</w:t>
-            </w:r>
-          </w:p>
-          <w:p>
-            <w:pPr>
-              <w:spacing w:line="240" w:lineRule="auto"/>
-              <w:ind w:firstLine="0"/>
-              <w:jc w:val="left"/>
-              <w:rPr>
-                <w:sz w:val="20"/>
-              </w:rPr>
-            </w:pPr>
-            <w:r>
-              <w:rPr>
-                <w:rFonts w:ascii="Courier New" w:hAnsi="Courier New" w:cs="Courier New" w:eastAsia="Courier New"/>
-                <w:sz w:val="20"/>
-              </w:rPr>
-              <w:t xml:space="preserve">    if (number2 &gt; result) {</w:t>
-            </w:r>
-          </w:p>
-          <w:p>
-            <w:pPr>
-              <w:spacing w:line="240" w:lineRule="auto"/>
-              <w:ind w:firstLine="0"/>
-              <w:jc w:val="left"/>
-              <w:rPr>
-                <w:sz w:val="20"/>
-              </w:rPr>
-            </w:pPr>
-            <w:r>
-              <w:rPr>
-                <w:rFonts w:ascii="Courier New" w:hAnsi="Courier New" w:cs="Courier New" w:eastAsia="Courier New"/>
-                <w:sz w:val="20"/>
-              </w:rPr>
-              <w:t xml:space="preserve">        result = number2;</w:t>
+              <w:t>int Max3(int number_one, int number_two, int number_three) {</w:t>
+            </w:r>
+          </w:p>
+          <w:p>
+            <w:pPr>
+              <w:spacing w:line="240" w:lineRule="auto"/>
+              <w:ind w:firstLine="0"/>
+              <w:jc w:val="left"/>
+              <w:rPr>
+                <w:sz w:val="20"/>
+              </w:rPr>
+            </w:pPr>
+            <w:r>
+              <w:rPr>
+                <w:rFonts w:ascii="Courier New" w:hAnsi="Courier New" w:cs="Courier New" w:eastAsia="Courier New"/>
+                <w:sz w:val="20"/>
+              </w:rPr>
+              <w:t xml:space="preserve">    int result = number_one;</w:t>
+            </w:r>
+          </w:p>
+          <w:p>
+            <w:pPr>
+              <w:spacing w:line="240" w:lineRule="auto"/>
+              <w:ind w:firstLine="0"/>
+              <w:jc w:val="left"/>
+              <w:rPr>
+                <w:sz w:val="20"/>
+              </w:rPr>
+            </w:pPr>
+            <w:r>
+              <w:rPr>
+                <w:rFonts w:ascii="Courier New" w:hAnsi="Courier New" w:cs="Courier New" w:eastAsia="Courier New"/>
+                <w:sz w:val="20"/>
+              </w:rPr>
+              <w:t xml:space="preserve">    if (number_two &gt; result) {</w:t>
+            </w:r>
+          </w:p>
+          <w:p>
+            <w:pPr>
+              <w:spacing w:line="240" w:lineRule="auto"/>
+              <w:ind w:firstLine="0"/>
+              <w:jc w:val="left"/>
+              <w:rPr>
+                <w:sz w:val="20"/>
+              </w:rPr>
+            </w:pPr>
+            <w:r>
+              <w:rPr>
+                <w:rFonts w:ascii="Courier New" w:hAnsi="Courier New" w:cs="Courier New" w:eastAsia="Courier New"/>
+                <w:sz w:val="20"/>
+              </w:rPr>
+              <w:t xml:space="preserve">        result = number_two;</w:t>
             </w:r>
           </w:p>
           <w:p>
@@ -9445,24 +9445,24 @@
                 <w:rFonts w:ascii="Courier New" w:hAnsi="Courier New" w:cs="Courier New" w:eastAsia="Courier New"/>
                 <w:sz w:val="20"/>
               </w:rPr>
-              <w:t xml:space="preserve">    if (number3 &gt; result) {</w:t>
-            </w:r>
-          </w:p>
-          <w:p>
-            <w:pPr>
-              <w:spacing w:line="240" w:lineRule="auto"/>
-              <w:ind w:firstLine="0"/>
-              <w:jc w:val="left"/>
-              <w:rPr>
-                <w:sz w:val="20"/>
-              </w:rPr>
-            </w:pPr>
-            <w:r>
-              <w:rPr>
-                <w:rFonts w:ascii="Courier New" w:hAnsi="Courier New" w:cs="Courier New" w:eastAsia="Courier New"/>
-                <w:sz w:val="20"/>
-              </w:rPr>
-              <w:t xml:space="preserve">        result = number3;</w:t>
+              <w:t xml:space="preserve">    if (number_three &gt; result) {</w:t>
+            </w:r>
+          </w:p>
+          <w:p>
+            <w:pPr>
+              <w:spacing w:line="240" w:lineRule="auto"/>
+              <w:ind w:firstLine="0"/>
+              <w:jc w:val="left"/>
+              <w:rPr>
+                <w:sz w:val="20"/>
+              </w:rPr>
+            </w:pPr>
+            <w:r>
+              <w:rPr>
+                <w:rFonts w:ascii="Courier New" w:hAnsi="Courier New" w:cs="Courier New" w:eastAsia="Courier New"/>
+                <w:sz w:val="20"/>
+              </w:rPr>
+              <w:t xml:space="preserve">        result = number_three;</w:t>
             </w:r>
           </w:p>
           <w:p>
@@ -9665,24 +9665,24 @@
                 <w:rFonts w:ascii="Courier New" w:hAnsi="Courier New" w:cs="Courier New" w:eastAsia="Courier New"/>
                 <w:sz w:val="20"/>
               </w:rPr>
-              <w:t>int Sum2(int number1, int number2) {</w:t>
-            </w:r>
-          </w:p>
-          <w:p>
-            <w:pPr>
-              <w:spacing w:line="240" w:lineRule="auto"/>
-              <w:ind w:firstLine="0"/>
-              <w:jc w:val="left"/>
-              <w:rPr>
-                <w:sz w:val="20"/>
-              </w:rPr>
-            </w:pPr>
-            <w:r>
-              <w:rPr>
-                <w:rFonts w:ascii="Courier New" w:hAnsi="Courier New" w:cs="Courier New" w:eastAsia="Courier New"/>
-                <w:sz w:val="20"/>
-              </w:rPr>
-              <w:t xml:space="preserve">    int sum = number1 + number2;</w:t>
+              <w:t>int Sum2(int number_one, int number_two) {</w:t>
+            </w:r>
+          </w:p>
+          <w:p>
+            <w:pPr>
+              <w:spacing w:line="240" w:lineRule="auto"/>
+              <w:ind w:firstLine="0"/>
+              <w:jc w:val="left"/>
+              <w:rPr>
+                <w:sz w:val="20"/>
+              </w:rPr>
+            </w:pPr>
+            <w:r>
+              <w:rPr>
+                <w:rFonts w:ascii="Courier New" w:hAnsi="Courier New" w:cs="Courier New" w:eastAsia="Courier New"/>
+                <w:sz w:val="20"/>
+              </w:rPr>
+              <w:t xml:space="preserve">    int sum = number_one + number_two;</w:t>
             </w:r>
           </w:p>
           <w:p>
@@ -18466,7 +18466,7 @@
     </w:p>
     <w:p>
       <w:r>
-        <w:t xml:space="preserve">Решение. Сначала проверяются параметры: при отрицательных размерах или позиции вне отрезка [0; limit1] возвращается </w:t>
+        <w:t xml:space="preserve">Решение. Сначала проверяются параметры: при отрицательных размерах или позиции вне отрезка [0; limit_one] возвращается </w:t>
       </w:r>
       <w:r>
         <w:rPr>
@@ -18476,7 +18476,7 @@
         <w:t>nullptr</w:t>
       </w:r>
       <w:r>
-        <w:t xml:space="preserve">. Затем выделяется массив длины limit1 + limit2, и тремя циклами в него копируются начало arr, весь ins и остаток arr. Позицию записи задаёт счётчик </w:t>
+        <w:t xml:space="preserve">. Затем выделяется массив длины limit_one + limit_two, и тремя циклами в него копируются начало arr, весь ins и остаток arr. Позицию записи задаёт счётчик </w:t>
       </w:r>
       <w:r>
         <w:rPr>
@@ -18555,24 +18555,41 @@
                 <w:rFonts w:ascii="Courier New" w:hAnsi="Courier New" w:cs="Courier New" w:eastAsia="Courier New"/>
                 <w:sz w:val="20"/>
               </w:rPr>
-              <w:t>int* Add(const int* arr, const int* ins, int pos, int limit1, int limit2) {</w:t>
-            </w:r>
-          </w:p>
-          <w:p>
-            <w:pPr>
-              <w:spacing w:line="240" w:lineRule="auto"/>
-              <w:ind w:firstLine="0"/>
-              <w:jc w:val="left"/>
-              <w:rPr>
-                <w:sz w:val="20"/>
-              </w:rPr>
-            </w:pPr>
-            <w:r>
-              <w:rPr>
-                <w:rFonts w:ascii="Courier New" w:hAnsi="Courier New" w:cs="Courier New" w:eastAsia="Courier New"/>
-                <w:sz w:val="20"/>
-              </w:rPr>
-              <w:t xml:space="preserve">    if (pos &lt; 0 || pos &gt; limit1 || limit1 &lt; 0 || limit2 &lt; 0) {</w:t>
+              <w:t>int* Add(const int* arr, const int* ins, int pos, int limit_one,</w:t>
+            </w:r>
+          </w:p>
+          <w:p>
+            <w:pPr>
+              <w:spacing w:line="240" w:lineRule="auto"/>
+              <w:ind w:firstLine="0"/>
+              <w:jc w:val="left"/>
+              <w:rPr>
+                <w:sz w:val="20"/>
+              </w:rPr>
+            </w:pPr>
+            <w:r>
+              <w:rPr>
+                <w:rFonts w:ascii="Courier New" w:hAnsi="Courier New" w:cs="Courier New" w:eastAsia="Courier New"/>
+                <w:sz w:val="20"/>
+              </w:rPr>
+              <w:t xml:space="preserve">         int limit_two) {</w:t>
+            </w:r>
+          </w:p>
+          <w:p>
+            <w:pPr>
+              <w:spacing w:line="240" w:lineRule="auto"/>
+              <w:ind w:firstLine="0"/>
+              <w:jc w:val="left"/>
+              <w:rPr>
+                <w:sz w:val="20"/>
+              </w:rPr>
+            </w:pPr>
+            <w:r>
+              <w:rPr>
+                <w:rFonts w:ascii="Courier New" w:hAnsi="Courier New" w:cs="Courier New" w:eastAsia="Courier New"/>
+                <w:sz w:val="20"/>
+              </w:rPr>
+              <w:t xml:space="preserve">    if (pos &lt; 0 || pos &gt; limit_one || limit_one &lt; 0 || limit_two &lt; 0) {</w:t>
             </w:r>
           </w:p>
           <w:p>
@@ -18623,7 +18640,7 @@
                 <w:rFonts w:ascii="Courier New" w:hAnsi="Courier New" w:cs="Courier New" w:eastAsia="Courier New"/>
                 <w:sz w:val="20"/>
               </w:rPr>
-              <w:t xml:space="preserve">    int* result = new int[limit1 + limit2];</w:t>
+              <w:t xml:space="preserve">    int* result = new int[limit_one + limit_two];</w:t>
             </w:r>
           </w:p>
           <w:p>
@@ -18725,7 +18742,7 @@
                 <w:rFonts w:ascii="Courier New" w:hAnsi="Courier New" w:cs="Courier New" w:eastAsia="Courier New"/>
                 <w:sz w:val="20"/>
               </w:rPr>
-              <w:t xml:space="preserve">    for (int i = 0; i &lt; limit2; ++i) {</w:t>
+              <w:t xml:space="preserve">    for (int i = 0; i &lt; limit_two; ++i) {</w:t>
             </w:r>
           </w:p>
           <w:p>
@@ -18793,7 +18810,7 @@
                 <w:rFonts w:ascii="Courier New" w:hAnsi="Courier New" w:cs="Courier New" w:eastAsia="Courier New"/>
                 <w:sz w:val="20"/>
               </w:rPr>
-              <w:t xml:space="preserve">    for (int i = pos; i &lt; limit1; ++i) {</w:t>
+              <w:t xml:space="preserve">    for (int i = pos; i &lt; limit_one; ++i) {</w:t>
             </w:r>
           </w:p>
           <w:p>
@@ -22198,7 +22215,7 @@
                 <w:rFonts w:ascii="Courier New" w:hAnsi="Courier New" w:cs="Courier New" w:eastAsia="Courier New"/>
                 <w:sz w:val="16"/>
               </w:rPr>
-              <w:t>int Max3(int number1, int number2, int number3);</w:t>
+              <w:t>int Max3(int number_one, int number_two, int number_three);</w:t>
             </w:r>
           </w:p>
           <w:p>
@@ -22248,7 +22265,7 @@
                 <w:rFonts w:ascii="Courier New" w:hAnsi="Courier New" w:cs="Courier New" w:eastAsia="Courier New"/>
                 <w:sz w:val="16"/>
               </w:rPr>
-              <w:t>int Sum2(int number1, int number2);</w:t>
+              <w:t>int Sum2(int number_one, int number_two);</w:t>
             </w:r>
           </w:p>
           <w:p>
@@ -22781,7 +22798,7 @@
                 <w:rFonts w:ascii="Courier New" w:hAnsi="Courier New" w:cs="Courier New" w:eastAsia="Courier New"/>
                 <w:sz w:val="16"/>
               </w:rPr>
-              <w:t>// Возвращает новый массив размера limit1 + limit2, в котором в позицию pos</w:t>
+              <w:t>// Возвращает новый массив размера limit_one + limit_two, в котором</w:t>
             </w:r>
           </w:p>
           <w:p>
@@ -22798,7 +22815,7 @@
                 <w:rFonts w:ascii="Courier New" w:hAnsi="Courier New" w:cs="Courier New" w:eastAsia="Courier New"/>
                 <w:sz w:val="16"/>
               </w:rPr>
-              <w:t>// вставлены элементы массива ins</w:t>
+              <w:t>// в позицию pos вставлены элементы массива ins</w:t>
             </w:r>
           </w:p>
           <w:p>
@@ -22849,7 +22866,24 @@
                 <w:rFonts w:ascii="Courier New" w:hAnsi="Courier New" w:cs="Courier New" w:eastAsia="Courier New"/>
                 <w:sz w:val="16"/>
               </w:rPr>
-              <w:t>int* Add(const int* arr, const int* ins, int pos, int limit1, int limit2);</w:t>
+              <w:t>int* Add(const int* arr, const int* ins, int pos, int limit_one,</w:t>
+            </w:r>
+          </w:p>
+          <w:p>
+            <w:pPr>
+              <w:spacing w:line="240" w:lineRule="auto"/>
+              <w:ind w:firstLine="0"/>
+              <w:jc w:val="left"/>
+              <w:rPr>
+                <w:sz w:val="16"/>
+              </w:rPr>
+            </w:pPr>
+            <w:r>
+              <w:rPr>
+                <w:rFonts w:ascii="Courier New" w:hAnsi="Courier New" w:cs="Courier New" w:eastAsia="Courier New"/>
+                <w:sz w:val="16"/>
+              </w:rPr>
+              <w:t xml:space="preserve">         int limit_two);</w:t>
             </w:r>
           </w:p>
           <w:p>

--- a/report/Отчет_ЛР1_Денисов.docx
+++ b/report/Отчет_ЛР1_Денисов.docx
@@ -5153,7 +5153,7 @@
     </w:p>
     <w:p>
       <w:r>
-        <w:t>Решение. Так как порядок границ неизвестен, проверяются оба случая: left ≤ number ≤ right или right ≤ number ≤ left. Нестрогие сравнения включают границы в диапазон.</w:t>
+        <w:t>Решение. Так как порядок границ неизвестен, проверяются оба случая: limit_one ≤ number ≤ limit_two или limit_two ≤ number ≤ limit_one. Нестрогие сравнения включают границы в диапазон.</w:t>
       </w:r>
     </w:p>
     <w:p>
@@ -5222,41 +5222,41 @@
                 <w:rFonts w:ascii="Courier New" w:hAnsi="Courier New" w:cs="Courier New" w:eastAsia="Courier New"/>
                 <w:sz w:val="20"/>
               </w:rPr>
-              <w:t>bool IsInRange(int left, int right, int number) {</w:t>
-            </w:r>
-          </w:p>
-          <w:p>
-            <w:pPr>
-              <w:spacing w:line="240" w:lineRule="auto"/>
-              <w:ind w:firstLine="0"/>
-              <w:jc w:val="left"/>
-              <w:rPr>
-                <w:sz w:val="20"/>
-              </w:rPr>
-            </w:pPr>
-            <w:r>
-              <w:rPr>
-                <w:rFonts w:ascii="Courier New" w:hAnsi="Courier New" w:cs="Courier New" w:eastAsia="Courier New"/>
-                <w:sz w:val="20"/>
-              </w:rPr>
-              <w:t xml:space="preserve">    if ((left &lt;= number &amp;&amp; number &lt;= right) ||</w:t>
-            </w:r>
-          </w:p>
-          <w:p>
-            <w:pPr>
-              <w:spacing w:line="240" w:lineRule="auto"/>
-              <w:ind w:firstLine="0"/>
-              <w:jc w:val="left"/>
-              <w:rPr>
-                <w:sz w:val="20"/>
-              </w:rPr>
-            </w:pPr>
-            <w:r>
-              <w:rPr>
-                <w:rFonts w:ascii="Courier New" w:hAnsi="Courier New" w:cs="Courier New" w:eastAsia="Courier New"/>
-                <w:sz w:val="20"/>
-              </w:rPr>
-              <w:t xml:space="preserve">        (left &gt;= number &amp;&amp; number &gt;= right)) {</w:t>
+              <w:t>bool IsInRange(int limit_one, int limit_two, int number) {</w:t>
+            </w:r>
+          </w:p>
+          <w:p>
+            <w:pPr>
+              <w:spacing w:line="240" w:lineRule="auto"/>
+              <w:ind w:firstLine="0"/>
+              <w:jc w:val="left"/>
+              <w:rPr>
+                <w:sz w:val="20"/>
+              </w:rPr>
+            </w:pPr>
+            <w:r>
+              <w:rPr>
+                <w:rFonts w:ascii="Courier New" w:hAnsi="Courier New" w:cs="Courier New" w:eastAsia="Courier New"/>
+                <w:sz w:val="20"/>
+              </w:rPr>
+              <w:t xml:space="preserve">    if ((limit_one &lt;= number &amp;&amp; number &lt;= limit_two) ||</w:t>
+            </w:r>
+          </w:p>
+          <w:p>
+            <w:pPr>
+              <w:spacing w:line="240" w:lineRule="auto"/>
+              <w:ind w:firstLine="0"/>
+              <w:jc w:val="left"/>
+              <w:rPr>
+                <w:sz w:val="20"/>
+              </w:rPr>
+            </w:pPr>
+            <w:r>
+              <w:rPr>
+                <w:rFonts w:ascii="Courier New" w:hAnsi="Courier New" w:cs="Courier New" w:eastAsia="Courier New"/>
+                <w:sz w:val="20"/>
+              </w:rPr>
+              <w:t xml:space="preserve">        (limit_one &gt;= number &amp;&amp; number &gt;= limit_two)) {</w:t>
             </w:r>
           </w:p>
           <w:p>
@@ -21948,7 +21948,24 @@
                 <w:rFonts w:ascii="Courier New" w:hAnsi="Courier New" w:cs="Courier New" w:eastAsia="Courier New"/>
                 <w:sz w:val="16"/>
               </w:rPr>
-              <w:t>// Возвращает true, если number лежит между left и right включительно</w:t>
+              <w:t>// Возвращает true, если number лежит между limit_one и limit_two</w:t>
+            </w:r>
+          </w:p>
+          <w:p>
+            <w:pPr>
+              <w:spacing w:line="240" w:lineRule="auto"/>
+              <w:ind w:firstLine="0"/>
+              <w:jc w:val="left"/>
+              <w:rPr>
+                <w:sz w:val="16"/>
+              </w:rPr>
+            </w:pPr>
+            <w:r>
+              <w:rPr>
+                <w:rFonts w:ascii="Courier New" w:hAnsi="Courier New" w:cs="Courier New" w:eastAsia="Courier New"/>
+                <w:sz w:val="16"/>
+              </w:rPr>
+              <w:t>// включительно</w:t>
             </w:r>
           </w:p>
           <w:p>
@@ -21982,7 +21999,7 @@
                 <w:rFonts w:ascii="Courier New" w:hAnsi="Courier New" w:cs="Courier New" w:eastAsia="Courier New"/>
                 <w:sz w:val="16"/>
               </w:rPr>
-              <w:t>bool IsInRange(int left, int right, int number);</w:t>
+              <w:t>bool IsInRange(int limit_one, int limit_two, int number);</w:t>
             </w:r>
           </w:p>
           <w:p>
@@ -24921,6 +24938,40 @@
                 <w:rFonts w:ascii="Courier New" w:hAnsi="Courier New" w:cs="Courier New" w:eastAsia="Courier New"/>
                 <w:sz w:val="16"/>
               </w:rPr>
+              <w:t>// Строка корректна, если в ней только вещественное число без лишних</w:t>
+            </w:r>
+          </w:p>
+          <w:p>
+            <w:pPr>
+              <w:spacing w:line="240" w:lineRule="auto"/>
+              <w:ind w:firstLine="0"/>
+              <w:jc w:val="left"/>
+              <w:rPr>
+                <w:sz w:val="16"/>
+              </w:rPr>
+            </w:pPr>
+            <w:r>
+              <w:rPr>
+                <w:rFonts w:ascii="Courier New" w:hAnsi="Courier New" w:cs="Courier New" w:eastAsia="Courier New"/>
+                <w:sz w:val="16"/>
+              </w:rPr>
+              <w:t>// символов</w:t>
+            </w:r>
+          </w:p>
+          <w:p>
+            <w:pPr>
+              <w:spacing w:line="240" w:lineRule="auto"/>
+              <w:ind w:firstLine="0"/>
+              <w:jc w:val="left"/>
+              <w:rPr>
+                <w:sz w:val="16"/>
+              </w:rPr>
+            </w:pPr>
+            <w:r>
+              <w:rPr>
+                <w:rFonts w:ascii="Courier New" w:hAnsi="Courier New" w:cs="Courier New" w:eastAsia="Courier New"/>
+                <w:sz w:val="16"/>
+              </w:rPr>
               <w:t>double ReadDouble(const std::string&amp; message) {</w:t>
             </w:r>
           </w:p>
@@ -25310,6 +25361,23 @@
                 <w:rFonts w:ascii="Courier New" w:hAnsi="Courier New" w:cs="Courier New" w:eastAsia="Courier New"/>
                 <w:sz w:val="16"/>
               </w:rPr>
+              <w:t>// Повторяет ввод, пока число не попадёт в отрезок от min_value до max_value</w:t>
+            </w:r>
+          </w:p>
+          <w:p>
+            <w:pPr>
+              <w:spacing w:line="240" w:lineRule="auto"/>
+              <w:ind w:firstLine="0"/>
+              <w:jc w:val="left"/>
+              <w:rPr>
+                <w:sz w:val="16"/>
+              </w:rPr>
+            </w:pPr>
+            <w:r>
+              <w:rPr>
+                <w:rFonts w:ascii="Courier New" w:hAnsi="Courier New" w:cs="Courier New" w:eastAsia="Courier New"/>
+                <w:sz w:val="16"/>
+              </w:rPr>
               <w:t>int ReadIntInRange(const std::string&amp; message, int min_value, int max_value) {</w:t>
             </w:r>
           </w:p>
@@ -25614,6 +25682,23 @@
                 <w:rFonts w:ascii="Courier New" w:hAnsi="Courier New" w:cs="Courier New" w:eastAsia="Courier New"/>
                 <w:sz w:val="16"/>
               </w:rPr>
+              <w:t>// Вывод элементов массива через запятую в квадратных скобках</w:t>
+            </w:r>
+          </w:p>
+          <w:p>
+            <w:pPr>
+              <w:spacing w:line="240" w:lineRule="auto"/>
+              <w:ind w:firstLine="0"/>
+              <w:jc w:val="left"/>
+              <w:rPr>
+                <w:sz w:val="16"/>
+              </w:rPr>
+            </w:pPr>
+            <w:r>
+              <w:rPr>
+                <w:rFonts w:ascii="Courier New" w:hAnsi="Courier New" w:cs="Courier New" w:eastAsia="Courier New"/>
+                <w:sz w:val="16"/>
+              </w:rPr>
               <w:t>void PrintArr(const int* arr, int size) {</w:t>
             </w:r>
           </w:p>
@@ -25784,6 +25869,23 @@
                 <w:rFonts w:ascii="Courier New" w:hAnsi="Courier New" w:cs="Courier New" w:eastAsia="Courier New"/>
                 <w:sz w:val="16"/>
               </w:rPr>
+            </w:r>
+          </w:p>
+          <w:p>
+            <w:pPr>
+              <w:spacing w:line="240" w:lineRule="auto"/>
+              <w:ind w:firstLine="0"/>
+              <w:jc w:val="left"/>
+              <w:rPr>
+                <w:sz w:val="16"/>
+              </w:rPr>
+            </w:pPr>
+            <w:r>
+              <w:rPr>
+                <w:rFonts w:ascii="Courier New" w:hAnsi="Courier New" w:cs="Courier New" w:eastAsia="Courier New"/>
+                <w:sz w:val="16"/>
+              </w:rPr>
+              <w:t>// Перевод логического значения в текст для вывода на экран</w:t>
             </w:r>
           </w:p>
           <w:p>

--- a/report/Отчет_ЛР1_Денисов.docx
+++ b/report/Отчет_ЛР1_Денисов.docx
@@ -446,7 +446,23 @@
         <w:jc w:val="left"/>
       </w:pPr>
       <w:r>
-        <w:t>2.3 Соблюдение Google C++ Style Guide</w:t>
+        <w:t>2.3 Процесс ввода с клавиатуры</w:t>
+      </w:r>
+      <w:r>
+        <w:tab/>
+      </w:r>
+    </w:p>
+    <w:p>
+      <w:pPr>
+        <w:tabs>
+          <w:tab w:pos="9354" w:val="right" w:leader="dot"/>
+        </w:tabs>
+        <w:spacing w:line="240" w:lineRule="auto" w:after="20"/>
+        <w:ind w:firstLine="0" w:left="340"/>
+        <w:jc w:val="left"/>
+      </w:pPr>
+      <w:r>
+        <w:t>2.4 Соблюдение Google C++ Style Guide</w:t>
       </w:r>
       <w:r>
         <w:tab/>
@@ -4159,71 +4175,6 @@
       </w:r>
     </w:p>
     <w:p>
-      <w:r>
-        <w:t xml:space="preserve">Весь ввод выполняется через функцию </w:t>
-      </w:r>
-      <w:r>
-        <w:rPr>
-          <w:rFonts w:ascii="Courier New" w:hAnsi="Courier New" w:cs="Courier New" w:eastAsia="Courier New"/>
-          <w:sz w:val="26"/>
-        </w:rPr>
-        <w:t>ReadLine</w:t>
-      </w:r>
-      <w:r>
-        <w:t xml:space="preserve">, которая считывает строку целиком. Функции </w:t>
-      </w:r>
-      <w:r>
-        <w:rPr>
-          <w:rFonts w:ascii="Courier New" w:hAnsi="Courier New" w:cs="Courier New" w:eastAsia="Courier New"/>
-          <w:sz w:val="26"/>
-        </w:rPr>
-        <w:t>ReadInt</w:t>
-      </w:r>
-      <w:r>
-        <w:t xml:space="preserve"> и </w:t>
-      </w:r>
-      <w:r>
-        <w:rPr>
-          <w:rFonts w:ascii="Courier New" w:hAnsi="Courier New" w:cs="Courier New" w:eastAsia="Courier New"/>
-          <w:sz w:val="26"/>
-        </w:rPr>
-        <w:t>ReadDouble</w:t>
-      </w:r>
-      <w:r>
-        <w:t xml:space="preserve"> разбирают строку с помощью </w:t>
-      </w:r>
-      <w:r>
-        <w:rPr>
-          <w:rFonts w:ascii="Courier New" w:hAnsi="Courier New" w:cs="Courier New" w:eastAsia="Courier New"/>
-          <w:sz w:val="26"/>
-        </w:rPr>
-        <w:t>std::istringstream</w:t>
-      </w:r>
-      <w:r>
-        <w:t xml:space="preserve"> и принимают её, только если в ней записано одно число без лишних символов. Поэтому строки «abc», «4x» или «5,25» отклоняются, и значение запрашивается повторно. Функция </w:t>
-      </w:r>
-      <w:r>
-        <w:rPr>
-          <w:rFonts w:ascii="Courier New" w:hAnsi="Courier New" w:cs="Courier New" w:eastAsia="Courier New"/>
-          <w:sz w:val="26"/>
-        </w:rPr>
-        <w:t>ReadIntInRange</w:t>
-      </w:r>
-      <w:r>
-        <w:t xml:space="preserve"> дополнительно проверяет попадание в отрезок, а </w:t>
-      </w:r>
-      <w:r>
-        <w:rPr>
-          <w:rFonts w:ascii="Courier New" w:hAnsi="Courier New" w:cs="Courier New" w:eastAsia="Courier New"/>
-          <w:sz w:val="26"/>
-        </w:rPr>
-        <w:t>ReadCharToNum</w:t>
-      </w:r>
-      <w:r>
-        <w:t xml:space="preserve"> требует ровно один символ от «0» до «9». При закрытии потока ввода (Ctrl+Z) программа корректно завершается. Работа меню и обработка ошибок ввода показаны на рисунке 1.</w:t>
-      </w:r>
-    </w:p>
-    <w:p>
       <w:pPr>
         <w:keepNext/>
         <w:spacing w:line="240" w:lineRule="auto" w:before="120"/>
@@ -4280,27 +4231,162 @@
         <w:pStyle w:val="Heading2"/>
       </w:pPr>
       <w:r>
-        <w:t>2.3 Соблюдение Google C++ Style Guide</w:t>
+        <w:t>2.3 Процесс ввода с клавиатуры</w:t>
       </w:r>
     </w:p>
     <w:p>
       <w:r>
-        <w:t>При оформлении кода применялись правила руководства [1]:</w:t>
-      </w:r>
-    </w:p>
-    <w:p>
-      <w:r>
-        <w:t>– имена функций записываются в стиле PascalCase (</w:t>
+        <w:t xml:space="preserve">Ввод организован в три уровня, код функций приведён в листинге 1. Нижний уровень – функция </w:t>
       </w:r>
       <w:r>
         <w:rPr>
           <w:rFonts w:ascii="Courier New" w:hAnsi="Courier New" w:cs="Courier New" w:eastAsia="Courier New"/>
           <w:sz w:val="26"/>
         </w:rPr>
-        <w:t>FindFirst</w:t>
+        <w:t>ReadLine</w:t>
+      </w:r>
+      <w:r>
+        <w:t xml:space="preserve">: она выводит приглашение, читает строку целиком функцией </w:t>
+      </w:r>
+      <w:r>
+        <w:rPr>
+          <w:rFonts w:ascii="Courier New" w:hAnsi="Courier New" w:cs="Courier New" w:eastAsia="Courier New"/>
+          <w:sz w:val="26"/>
+        </w:rPr>
+        <w:t>std::getline</w:t>
+      </w:r>
+      <w:r>
+        <w:t xml:space="preserve"> и возвращает её, не проверяя содержимое. Если поток ввода закрыт (Ctrl+Z в Windows, Ctrl+D в Linux), выводится сообщение «Ввод завершён» и программа завершается вызовом </w:t>
+      </w:r>
+      <w:r>
+        <w:rPr>
+          <w:rFonts w:ascii="Courier New" w:hAnsi="Courier New" w:cs="Courier New" w:eastAsia="Courier New"/>
+          <w:sz w:val="26"/>
+        </w:rPr>
+        <w:t>std::exit(0)</w:t>
+      </w:r>
+      <w:r>
+        <w:t xml:space="preserve">. Так как строка читается целиком, поток </w:t>
+      </w:r>
+      <w:r>
+        <w:rPr>
+          <w:rFonts w:ascii="Courier New" w:hAnsi="Courier New" w:cs="Courier New" w:eastAsia="Courier New"/>
+          <w:sz w:val="26"/>
+        </w:rPr>
+        <w:t>std::cin</w:t>
+      </w:r>
+      <w:r>
+        <w:t xml:space="preserve"> не переходит в состояние ошибки и сбрасывать его не нужно.</w:t>
+      </w:r>
+    </w:p>
+    <w:p>
+      <w:r>
+        <w:t xml:space="preserve">Средний уровень – функции </w:t>
+      </w:r>
+      <w:r>
+        <w:rPr>
+          <w:rFonts w:ascii="Courier New" w:hAnsi="Courier New" w:cs="Courier New" w:eastAsia="Courier New"/>
+          <w:sz w:val="26"/>
+        </w:rPr>
+        <w:t>ReadInt</w:t>
       </w:r>
       <w:r>
         <w:t xml:space="preserve">, </w:t>
+      </w:r>
+      <w:r>
+        <w:rPr>
+          <w:rFonts w:ascii="Courier New" w:hAnsi="Courier New" w:cs="Courier New" w:eastAsia="Courier New"/>
+          <w:sz w:val="26"/>
+        </w:rPr>
+        <w:t>ReadDouble</w:t>
+      </w:r>
+      <w:r>
+        <w:t xml:space="preserve"> и </w:t>
+      </w:r>
+      <w:r>
+        <w:rPr>
+          <w:rFonts w:ascii="Courier New" w:hAnsi="Courier New" w:cs="Courier New" w:eastAsia="Courier New"/>
+          <w:sz w:val="26"/>
+        </w:rPr>
+        <w:t>ReadCharToNum</w:t>
+      </w:r>
+      <w:r>
+        <w:t xml:space="preserve">. Каждая получает строку от </w:t>
+      </w:r>
+      <w:r>
+        <w:rPr>
+          <w:rFonts w:ascii="Courier New" w:hAnsi="Courier New" w:cs="Courier New" w:eastAsia="Courier New"/>
+          <w:sz w:val="26"/>
+        </w:rPr>
+        <w:t>ReadLine</w:t>
+      </w:r>
+      <w:r>
+        <w:t xml:space="preserve"> и проверяет её. </w:t>
+      </w:r>
+      <w:r>
+        <w:rPr>
+          <w:rFonts w:ascii="Courier New" w:hAnsi="Courier New" w:cs="Courier New" w:eastAsia="Courier New"/>
+          <w:sz w:val="26"/>
+        </w:rPr>
+        <w:t>ReadInt</w:t>
+      </w:r>
+      <w:r>
+        <w:t xml:space="preserve"> и </w:t>
+      </w:r>
+      <w:r>
+        <w:rPr>
+          <w:rFonts w:ascii="Courier New" w:hAnsi="Courier New" w:cs="Courier New" w:eastAsia="Courier New"/>
+          <w:sz w:val="26"/>
+        </w:rPr>
+        <w:t>ReadDouble</w:t>
+      </w:r>
+      <w:r>
+        <w:t xml:space="preserve"> помещают строку в </w:t>
+      </w:r>
+      <w:r>
+        <w:rPr>
+          <w:rFonts w:ascii="Courier New" w:hAnsi="Courier New" w:cs="Courier New" w:eastAsia="Courier New"/>
+          <w:sz w:val="26"/>
+        </w:rPr>
+        <w:t>std::istringstream</w:t>
+      </w:r>
+      <w:r>
+        <w:t xml:space="preserve"> – поток, который читает данные из строки так же, как </w:t>
+      </w:r>
+      <w:r>
+        <w:rPr>
+          <w:rFonts w:ascii="Courier New" w:hAnsi="Courier New" w:cs="Courier New" w:eastAsia="Courier New"/>
+          <w:sz w:val="26"/>
+        </w:rPr>
+        <w:t>std::cin</w:t>
+      </w:r>
+      <w:r>
+        <w:t xml:space="preserve"> с клавиатуры. Оператор </w:t>
+      </w:r>
+      <w:r>
+        <w:rPr>
+          <w:rFonts w:ascii="Courier New" w:hAnsi="Courier New" w:cs="Courier New" w:eastAsia="Courier New"/>
+          <w:sz w:val="26"/>
+        </w:rPr>
+        <w:t>&gt;&gt;</w:t>
+      </w:r>
+      <w:r>
+        <w:t xml:space="preserve"> извлекает число, после чего делается попытка извлечь ещё один символ: если он нашёлся, в строке есть лишние данные и ввод отклоняется. Поэтому строки «abc», «4x» и «5,25» отклоняются, а пробелы по краям допускаются. </w:t>
+      </w:r>
+      <w:r>
+        <w:rPr>
+          <w:rFonts w:ascii="Courier New" w:hAnsi="Courier New" w:cs="Courier New" w:eastAsia="Courier New"/>
+          <w:sz w:val="26"/>
+        </w:rPr>
+        <w:t>ReadCharToNum</w:t>
+      </w:r>
+      <w:r>
+        <w:t xml:space="preserve"> принимает только строку из одного символа от «0» до «9». При ошибке выводится сообщение, и значение запрашивается повторно (рисунок 1).</w:t>
+      </w:r>
+    </w:p>
+    <w:p>
+      <w:r>
+        <w:t xml:space="preserve">Верхний уровень – функция </w:t>
       </w:r>
       <w:r>
         <w:rPr>
@@ -4310,214 +4396,27 @@
         <w:t>ReadIntInRange</w:t>
       </w:r>
       <w:r>
-        <w:t>), имена переменных и параметров – строчными буквами через подчёркивание (</w:t>
+        <w:t xml:space="preserve">, которая повторяет запрос, пока число не попадёт в заданный отрезок, и функция </w:t>
       </w:r>
       <w:r>
         <w:rPr>
           <w:rFonts w:ascii="Courier New" w:hAnsi="Courier New" w:cs="Courier New" w:eastAsia="Courier New"/>
           <w:sz w:val="26"/>
         </w:rPr>
-        <w:t>day_number</w:t>
-      </w:r>
-      <w:r>
-        <w:t xml:space="preserve">, </w:t>
+        <w:t>ReadArr</w:t>
+      </w:r>
+      <w:r>
+        <w:t xml:space="preserve">, вводящая элементы массива по одному через </w:t>
       </w:r>
       <w:r>
         <w:rPr>
           <w:rFonts w:ascii="Courier New" w:hAnsi="Courier New" w:cs="Courier New" w:eastAsia="Courier New"/>
           <w:sz w:val="26"/>
         </w:rPr>
-        <w:t>ins_size</w:t>
-      </w:r>
-      <w:r>
-        <w:t xml:space="preserve">), имена констант – с префиксом </w:t>
-      </w:r>
-      <w:r>
-        <w:rPr>
-          <w:rFonts w:ascii="Courier New" w:hAnsi="Courier New" w:cs="Courier New" w:eastAsia="Courier New"/>
-          <w:sz w:val="26"/>
-        </w:rPr>
-        <w:t>k</w:t>
-      </w:r>
-      <w:r>
-        <w:t xml:space="preserve"> (</w:t>
-      </w:r>
-      <w:r>
-        <w:rPr>
-          <w:rFonts w:ascii="Courier New" w:hAnsi="Courier New" w:cs="Courier New" w:eastAsia="Courier New"/>
-          <w:sz w:val="26"/>
-        </w:rPr>
-        <w:t>kMaxSize</w:t>
-      </w:r>
-      <w:r>
-        <w:t>);</w:t>
-      </w:r>
-    </w:p>
-    <w:p>
-      <w:r>
-        <w:t>– длина строки не превышает 80 символов, открывающая скобка – в конце строки;</w:t>
-      </w:r>
-    </w:p>
-    <w:p>
-      <w:r>
-        <w:t xml:space="preserve">– защита заголовка оформлена в виде </w:t>
-      </w:r>
-      <w:r>
-        <w:rPr>
-          <w:rFonts w:ascii="Courier New" w:hAnsi="Courier New" w:cs="Courier New" w:eastAsia="Courier New"/>
-          <w:sz w:val="26"/>
-        </w:rPr>
-        <w:t>LAB1_METHODS_H_</w:t>
-      </w:r>
-      <w:r>
-        <w:t>, заголовочные файлы подключаются в порядке: свой заголовок, системные, стандартной библиотеки C++, остальные;</w:t>
-      </w:r>
-    </w:p>
-    <w:p>
-      <w:r>
-        <w:t xml:space="preserve">– перед объявлением каждой функции в заголовке есть комментарий о её назначении, а выходной параметр функции </w:t>
-      </w:r>
-      <w:r>
-        <w:rPr>
-          <w:rFonts w:ascii="Courier New" w:hAnsi="Courier New" w:cs="Courier New" w:eastAsia="Courier New"/>
-          <w:sz w:val="26"/>
-        </w:rPr>
-        <w:t>FindAll</w:t>
-      </w:r>
-      <w:r>
-        <w:t xml:space="preserve"> передаётся указателем и стоит после входных параметров;</w:t>
-      </w:r>
-    </w:p>
-    <w:p>
-      <w:r>
-        <w:t xml:space="preserve">– используются </w:t>
-      </w:r>
-      <w:r>
-        <w:rPr>
-          <w:rFonts w:ascii="Courier New" w:hAnsi="Courier New" w:cs="Courier New" w:eastAsia="Courier New"/>
-          <w:sz w:val="26"/>
-        </w:rPr>
-        <w:t>int64_t</w:t>
-      </w:r>
-      <w:r>
-        <w:t xml:space="preserve"> и </w:t>
-      </w:r>
-      <w:r>
-        <w:rPr>
-          <w:rFonts w:ascii="Courier New" w:hAnsi="Courier New" w:cs="Courier New" w:eastAsia="Courier New"/>
-          <w:sz w:val="26"/>
-        </w:rPr>
-        <w:t>nullptr</w:t>
-      </w:r>
-      <w:r>
-        <w:t>.</w:t>
-      </w:r>
-    </w:p>
-    <w:p>
-      <w:r>
-        <w:t xml:space="preserve">Отступления от руководства: отступ равен стандартной табуляции Visual Studio – 4 пробела (в руководстве – 2); имена файлов сохранены ради совместимости с проектом; функции задания 4 по условию возвращают указатель на память из </w:t>
-      </w:r>
-      <w:r>
-        <w:rPr>
-          <w:rFonts w:ascii="Courier New" w:hAnsi="Courier New" w:cs="Courier New" w:eastAsia="Courier New"/>
-          <w:sz w:val="26"/>
-        </w:rPr>
-        <w:t>new[]</w:t>
-      </w:r>
-      <w:r>
-        <w:t xml:space="preserve"> (вместо </w:t>
-      </w:r>
-      <w:r>
-        <w:rPr>
-          <w:rFonts w:ascii="Courier New" w:hAnsi="Courier New" w:cs="Courier New" w:eastAsia="Courier New"/>
-          <w:sz w:val="26"/>
-        </w:rPr>
-        <w:t>std::vector</w:t>
-      </w:r>
-      <w:r>
-        <w:t>), которую освобождает вызывающий код.</w:t>
-      </w:r>
-    </w:p>
-    <w:p>
-      <w:pPr>
-        <w:pStyle w:val="Heading1"/>
-        <w:pageBreakBefore/>
-      </w:pPr>
-      <w:r>
-        <w:t>3 Задание 1. Методы</w:t>
-      </w:r>
-    </w:p>
-    <w:p>
-      <w:r>
-        <w:t xml:space="preserve">Первое задание посвящено базовой работе с типами данных: преобразованию вещественного числа в целое, символа в число, а также логическим выражениям с результатом типа </w:t>
-      </w:r>
-      <w:r>
-        <w:rPr>
-          <w:rFonts w:ascii="Courier New" w:hAnsi="Courier New" w:cs="Courier New" w:eastAsia="Courier New"/>
-          <w:sz w:val="26"/>
-        </w:rPr>
-        <w:t>bool</w:t>
-      </w:r>
-      <w:r>
-        <w:t>.</w:t>
-      </w:r>
-    </w:p>
-    <w:p>
-      <w:pPr>
-        <w:pStyle w:val="Heading2"/>
-      </w:pPr>
-      <w:r>
-        <w:t>3.1 Задача 1. Дробная часть</w:t>
-      </w:r>
-    </w:p>
-    <w:p>
-      <w:r>
-        <w:t xml:space="preserve">Условие. Реализовать функцию </w:t>
-      </w:r>
-      <w:r>
-        <w:rPr>
-          <w:rFonts w:ascii="Courier New" w:hAnsi="Courier New" w:cs="Courier New" w:eastAsia="Courier New"/>
-          <w:sz w:val="26"/>
-        </w:rPr>
-        <w:t>double fraction(double x)</w:t>
-      </w:r>
-      <w:r>
-        <w:t>, возвращающую дробную часть числа x (для 5,25 – 0,25).</w:t>
-      </w:r>
-    </w:p>
-    <w:p>
-      <w:r>
-        <w:t xml:space="preserve">Решение. Приведение </w:t>
-      </w:r>
-      <w:r>
-        <w:rPr>
-          <w:rFonts w:ascii="Courier New" w:hAnsi="Courier New" w:cs="Courier New" w:eastAsia="Courier New"/>
-          <w:sz w:val="26"/>
-        </w:rPr>
-        <w:t>static_cast&lt;int64_t&gt;(number)</w:t>
-      </w:r>
-      <w:r>
-        <w:t xml:space="preserve"> [4] отбрасывает дробную часть (округляет к нулю), и разность number и целой части даёт дробную часть. Знак при этом сохраняется: для −3,5 получается −0,5. Тип </w:t>
-      </w:r>
-      <w:r>
-        <w:rPr>
-          <w:rFonts w:ascii="Courier New" w:hAnsi="Courier New" w:cs="Courier New" w:eastAsia="Courier New"/>
-          <w:sz w:val="26"/>
-        </w:rPr>
-        <w:t>int64_t</w:t>
-      </w:r>
-      <w:r>
-        <w:t xml:space="preserve"> выбран вместо </w:t>
-      </w:r>
-      <w:r>
-        <w:rPr>
-          <w:rFonts w:ascii="Courier New" w:hAnsi="Courier New" w:cs="Courier New" w:eastAsia="Courier New"/>
-          <w:sz w:val="26"/>
-        </w:rPr>
-        <w:t>int</w:t>
-      </w:r>
-      <w:r>
-        <w:t>, чтобы корректно обрабатывать числа, большие 2³¹.</w:t>
+        <w:t>ReadInt</w:t>
+      </w:r>
+      <w:r>
+        <w:t>. Эти функции вызываются из меню заданий.</w:t>
       </w:r>
     </w:p>
     <w:p>
@@ -4528,7 +4427,1421 @@
         <w:jc w:val="left"/>
       </w:pPr>
       <w:r>
-        <w:t>Листинг 1 – Функция Fraction</w:t>
+        <w:t>Листинг 1 – Функции ввода с клавиатуры</w:t>
+      </w:r>
+    </w:p>
+    <w:tbl>
+      <w:tblPr>
+        <w:tblW w:type="dxa" w:w="9355"/>
+        <w:jc w:val="center"/>
+        <w:tblLayout w:type="fixed"/>
+        <w:tblCellMar>
+          <w:top w:w="60" w:type="dxa"/>
+          <w:left w:w="120" w:type="dxa"/>
+          <w:bottom w:w="60" w:type="dxa"/>
+          <w:right w:w="80" w:type="dxa"/>
+        </w:tblCellMar>
+        <w:tblLook w:firstColumn="1" w:firstRow="1" w:lastColumn="0" w:lastRow="0" w:noHBand="0" w:noVBand="1" w:val="04A0"/>
+      </w:tblPr>
+      <w:tblGrid>
+        <w:gridCol w:w="9355"/>
+      </w:tblGrid>
+      <w:tr>
+        <w:tc>
+          <w:tcPr>
+            <w:tcW w:type="dxa" w:w="9354"/>
+          </w:tcPr>
+          <w:p>
+            <w:pPr>
+              <w:spacing w:line="240" w:lineRule="auto"/>
+              <w:ind w:firstLine="0"/>
+              <w:jc w:val="left"/>
+              <w:rPr>
+                <w:sz w:val="18"/>
+              </w:rPr>
+            </w:pPr>
+            <w:r>
+              <w:rPr>
+                <w:rFonts w:ascii="Courier New" w:hAnsi="Courier New" w:cs="Courier New" w:eastAsia="Courier New"/>
+                <w:sz w:val="18"/>
+              </w:rPr>
+              <w:t>// Если поток ввода закрыт, завершает программу</w:t>
+            </w:r>
+          </w:p>
+          <w:p>
+            <w:pPr>
+              <w:spacing w:line="240" w:lineRule="auto"/>
+              <w:ind w:firstLine="0"/>
+              <w:jc w:val="left"/>
+              <w:rPr>
+                <w:sz w:val="18"/>
+              </w:rPr>
+            </w:pPr>
+            <w:r>
+              <w:rPr>
+                <w:rFonts w:ascii="Courier New" w:hAnsi="Courier New" w:cs="Courier New" w:eastAsia="Courier New"/>
+                <w:sz w:val="18"/>
+              </w:rPr>
+              <w:t>std::string ReadLine(const std::string&amp; message) {</w:t>
+            </w:r>
+          </w:p>
+          <w:p>
+            <w:pPr>
+              <w:spacing w:line="240" w:lineRule="auto"/>
+              <w:ind w:firstLine="0"/>
+              <w:jc w:val="left"/>
+              <w:rPr>
+                <w:sz w:val="18"/>
+              </w:rPr>
+            </w:pPr>
+            <w:r>
+              <w:rPr>
+                <w:rFonts w:ascii="Courier New" w:hAnsi="Courier New" w:cs="Courier New" w:eastAsia="Courier New"/>
+                <w:sz w:val="18"/>
+              </w:rPr>
+              <w:t xml:space="preserve">    std::cout &lt;&lt; message;</w:t>
+            </w:r>
+          </w:p>
+          <w:p>
+            <w:pPr>
+              <w:spacing w:line="240" w:lineRule="auto"/>
+              <w:ind w:firstLine="0"/>
+              <w:jc w:val="left"/>
+              <w:rPr>
+                <w:sz w:val="18"/>
+              </w:rPr>
+            </w:pPr>
+            <w:r>
+              <w:rPr>
+                <w:rFonts w:ascii="Courier New" w:hAnsi="Courier New" w:cs="Courier New" w:eastAsia="Courier New"/>
+                <w:sz w:val="18"/>
+              </w:rPr>
+              <w:t xml:space="preserve">    std::string line;</w:t>
+            </w:r>
+          </w:p>
+          <w:p>
+            <w:pPr>
+              <w:spacing w:line="240" w:lineRule="auto"/>
+              <w:ind w:firstLine="0"/>
+              <w:jc w:val="left"/>
+              <w:rPr>
+                <w:sz w:val="18"/>
+              </w:rPr>
+            </w:pPr>
+            <w:r>
+              <w:rPr>
+                <w:rFonts w:ascii="Courier New" w:hAnsi="Courier New" w:cs="Courier New" w:eastAsia="Courier New"/>
+                <w:sz w:val="18"/>
+              </w:rPr>
+              <w:t xml:space="preserve">    if (!std::getline(std::cin, line)) {</w:t>
+            </w:r>
+          </w:p>
+          <w:p>
+            <w:pPr>
+              <w:spacing w:line="240" w:lineRule="auto"/>
+              <w:ind w:firstLine="0"/>
+              <w:jc w:val="left"/>
+              <w:rPr>
+                <w:sz w:val="18"/>
+              </w:rPr>
+            </w:pPr>
+            <w:r>
+              <w:rPr>
+                <w:rFonts w:ascii="Courier New" w:hAnsi="Courier New" w:cs="Courier New" w:eastAsia="Courier New"/>
+                <w:sz w:val="18"/>
+              </w:rPr>
+              <w:t xml:space="preserve">        std::cout &lt;&lt; "Ввод завершён \n";</w:t>
+            </w:r>
+          </w:p>
+          <w:p>
+            <w:pPr>
+              <w:spacing w:line="240" w:lineRule="auto"/>
+              <w:ind w:firstLine="0"/>
+              <w:jc w:val="left"/>
+              <w:rPr>
+                <w:sz w:val="18"/>
+              </w:rPr>
+            </w:pPr>
+            <w:r>
+              <w:rPr>
+                <w:rFonts w:ascii="Courier New" w:hAnsi="Courier New" w:cs="Courier New" w:eastAsia="Courier New"/>
+                <w:sz w:val="18"/>
+              </w:rPr>
+              <w:t xml:space="preserve">        std::exit(0);</w:t>
+            </w:r>
+          </w:p>
+          <w:p>
+            <w:pPr>
+              <w:spacing w:line="240" w:lineRule="auto"/>
+              <w:ind w:firstLine="0"/>
+              <w:jc w:val="left"/>
+              <w:rPr>
+                <w:sz w:val="18"/>
+              </w:rPr>
+            </w:pPr>
+            <w:r>
+              <w:rPr>
+                <w:rFonts w:ascii="Courier New" w:hAnsi="Courier New" w:cs="Courier New" w:eastAsia="Courier New"/>
+                <w:sz w:val="18"/>
+              </w:rPr>
+              <w:t xml:space="preserve">    }</w:t>
+            </w:r>
+          </w:p>
+          <w:p>
+            <w:pPr>
+              <w:spacing w:line="240" w:lineRule="auto"/>
+              <w:ind w:firstLine="0"/>
+              <w:jc w:val="left"/>
+              <w:rPr>
+                <w:sz w:val="18"/>
+              </w:rPr>
+            </w:pPr>
+            <w:r>
+              <w:rPr>
+                <w:rFonts w:ascii="Courier New" w:hAnsi="Courier New" w:cs="Courier New" w:eastAsia="Courier New"/>
+                <w:sz w:val="18"/>
+              </w:rPr>
+              <w:t xml:space="preserve">    return line;</w:t>
+            </w:r>
+          </w:p>
+          <w:p>
+            <w:pPr>
+              <w:spacing w:line="240" w:lineRule="auto"/>
+              <w:ind w:firstLine="0"/>
+              <w:jc w:val="left"/>
+              <w:rPr>
+                <w:sz w:val="18"/>
+              </w:rPr>
+            </w:pPr>
+            <w:r>
+              <w:rPr>
+                <w:rFonts w:ascii="Courier New" w:hAnsi="Courier New" w:cs="Courier New" w:eastAsia="Courier New"/>
+                <w:sz w:val="18"/>
+              </w:rPr>
+              <w:t>}</w:t>
+            </w:r>
+          </w:p>
+          <w:p>
+            <w:pPr>
+              <w:spacing w:line="240" w:lineRule="auto"/>
+              <w:ind w:firstLine="0"/>
+              <w:jc w:val="left"/>
+              <w:rPr>
+                <w:sz w:val="18"/>
+              </w:rPr>
+            </w:pPr>
+            <w:r>
+              <w:rPr>
+                <w:rFonts w:ascii="Courier New" w:hAnsi="Courier New" w:cs="Courier New" w:eastAsia="Courier New"/>
+                <w:sz w:val="18"/>
+              </w:rPr>
+            </w:r>
+          </w:p>
+          <w:p>
+            <w:pPr>
+              <w:spacing w:line="240" w:lineRule="auto"/>
+              <w:ind w:firstLine="0"/>
+              <w:jc w:val="left"/>
+              <w:rPr>
+                <w:sz w:val="18"/>
+              </w:rPr>
+            </w:pPr>
+            <w:r>
+              <w:rPr>
+                <w:rFonts w:ascii="Courier New" w:hAnsi="Courier New" w:cs="Courier New" w:eastAsia="Courier New"/>
+                <w:sz w:val="18"/>
+              </w:rPr>
+              <w:t>// Строка корректна, если в ней только целое число без лишних символов</w:t>
+            </w:r>
+          </w:p>
+          <w:p>
+            <w:pPr>
+              <w:spacing w:line="240" w:lineRule="auto"/>
+              <w:ind w:firstLine="0"/>
+              <w:jc w:val="left"/>
+              <w:rPr>
+                <w:sz w:val="18"/>
+              </w:rPr>
+            </w:pPr>
+            <w:r>
+              <w:rPr>
+                <w:rFonts w:ascii="Courier New" w:hAnsi="Courier New" w:cs="Courier New" w:eastAsia="Courier New"/>
+                <w:sz w:val="18"/>
+              </w:rPr>
+              <w:t>int ReadInt(const std::string&amp; message) {</w:t>
+            </w:r>
+          </w:p>
+          <w:p>
+            <w:pPr>
+              <w:spacing w:line="240" w:lineRule="auto"/>
+              <w:ind w:firstLine="0"/>
+              <w:jc w:val="left"/>
+              <w:rPr>
+                <w:sz w:val="18"/>
+              </w:rPr>
+            </w:pPr>
+            <w:r>
+              <w:rPr>
+                <w:rFonts w:ascii="Courier New" w:hAnsi="Courier New" w:cs="Courier New" w:eastAsia="Courier New"/>
+                <w:sz w:val="18"/>
+              </w:rPr>
+              <w:t xml:space="preserve">    while (true) {</w:t>
+            </w:r>
+          </w:p>
+          <w:p>
+            <w:pPr>
+              <w:spacing w:line="240" w:lineRule="auto"/>
+              <w:ind w:firstLine="0"/>
+              <w:jc w:val="left"/>
+              <w:rPr>
+                <w:sz w:val="18"/>
+              </w:rPr>
+            </w:pPr>
+            <w:r>
+              <w:rPr>
+                <w:rFonts w:ascii="Courier New" w:hAnsi="Courier New" w:cs="Courier New" w:eastAsia="Courier New"/>
+                <w:sz w:val="18"/>
+              </w:rPr>
+              <w:t xml:space="preserve">        std::istringstream stream(ReadLine(message));</w:t>
+            </w:r>
+          </w:p>
+          <w:p>
+            <w:pPr>
+              <w:spacing w:line="240" w:lineRule="auto"/>
+              <w:ind w:firstLine="0"/>
+              <w:jc w:val="left"/>
+              <w:rPr>
+                <w:sz w:val="18"/>
+              </w:rPr>
+            </w:pPr>
+            <w:r>
+              <w:rPr>
+                <w:rFonts w:ascii="Courier New" w:hAnsi="Courier New" w:cs="Courier New" w:eastAsia="Courier New"/>
+                <w:sz w:val="18"/>
+              </w:rPr>
+              <w:t xml:space="preserve">        int value = 0;</w:t>
+            </w:r>
+          </w:p>
+          <w:p>
+            <w:pPr>
+              <w:spacing w:line="240" w:lineRule="auto"/>
+              <w:ind w:firstLine="0"/>
+              <w:jc w:val="left"/>
+              <w:rPr>
+                <w:sz w:val="18"/>
+              </w:rPr>
+            </w:pPr>
+            <w:r>
+              <w:rPr>
+                <w:rFonts w:ascii="Courier New" w:hAnsi="Courier New" w:cs="Courier New" w:eastAsia="Courier New"/>
+                <w:sz w:val="18"/>
+              </w:rPr>
+              <w:t xml:space="preserve">        char extra = '\0';</w:t>
+            </w:r>
+          </w:p>
+          <w:p>
+            <w:pPr>
+              <w:spacing w:line="240" w:lineRule="auto"/>
+              <w:ind w:firstLine="0"/>
+              <w:jc w:val="left"/>
+              <w:rPr>
+                <w:sz w:val="18"/>
+              </w:rPr>
+            </w:pPr>
+            <w:r>
+              <w:rPr>
+                <w:rFonts w:ascii="Courier New" w:hAnsi="Courier New" w:cs="Courier New" w:eastAsia="Courier New"/>
+                <w:sz w:val="18"/>
+              </w:rPr>
+              <w:t xml:space="preserve">        if (stream &gt;&gt; value &amp;&amp; !(stream &gt;&gt; extra)) {</w:t>
+            </w:r>
+          </w:p>
+          <w:p>
+            <w:pPr>
+              <w:spacing w:line="240" w:lineRule="auto"/>
+              <w:ind w:firstLine="0"/>
+              <w:jc w:val="left"/>
+              <w:rPr>
+                <w:sz w:val="18"/>
+              </w:rPr>
+            </w:pPr>
+            <w:r>
+              <w:rPr>
+                <w:rFonts w:ascii="Courier New" w:hAnsi="Courier New" w:cs="Courier New" w:eastAsia="Courier New"/>
+                <w:sz w:val="18"/>
+              </w:rPr>
+              <w:t xml:space="preserve">            return value;</w:t>
+            </w:r>
+          </w:p>
+          <w:p>
+            <w:pPr>
+              <w:spacing w:line="240" w:lineRule="auto"/>
+              <w:ind w:firstLine="0"/>
+              <w:jc w:val="left"/>
+              <w:rPr>
+                <w:sz w:val="18"/>
+              </w:rPr>
+            </w:pPr>
+            <w:r>
+              <w:rPr>
+                <w:rFonts w:ascii="Courier New" w:hAnsi="Courier New" w:cs="Courier New" w:eastAsia="Courier New"/>
+                <w:sz w:val="18"/>
+              </w:rPr>
+              <w:t xml:space="preserve">        }</w:t>
+            </w:r>
+          </w:p>
+          <w:p>
+            <w:pPr>
+              <w:spacing w:line="240" w:lineRule="auto"/>
+              <w:ind w:firstLine="0"/>
+              <w:jc w:val="left"/>
+              <w:rPr>
+                <w:sz w:val="18"/>
+              </w:rPr>
+            </w:pPr>
+            <w:r>
+              <w:rPr>
+                <w:rFonts w:ascii="Courier New" w:hAnsi="Courier New" w:cs="Courier New" w:eastAsia="Courier New"/>
+                <w:sz w:val="18"/>
+              </w:rPr>
+              <w:t xml:space="preserve">        std::cout &lt;&lt; "Ошибка: нужно ввести целое число \n";</w:t>
+            </w:r>
+          </w:p>
+          <w:p>
+            <w:pPr>
+              <w:spacing w:line="240" w:lineRule="auto"/>
+              <w:ind w:firstLine="0"/>
+              <w:jc w:val="left"/>
+              <w:rPr>
+                <w:sz w:val="18"/>
+              </w:rPr>
+            </w:pPr>
+            <w:r>
+              <w:rPr>
+                <w:rFonts w:ascii="Courier New" w:hAnsi="Courier New" w:cs="Courier New" w:eastAsia="Courier New"/>
+                <w:sz w:val="18"/>
+              </w:rPr>
+              <w:t xml:space="preserve">    }</w:t>
+            </w:r>
+          </w:p>
+          <w:p>
+            <w:pPr>
+              <w:spacing w:line="240" w:lineRule="auto"/>
+              <w:ind w:firstLine="0"/>
+              <w:jc w:val="left"/>
+              <w:rPr>
+                <w:sz w:val="18"/>
+              </w:rPr>
+            </w:pPr>
+            <w:r>
+              <w:rPr>
+                <w:rFonts w:ascii="Courier New" w:hAnsi="Courier New" w:cs="Courier New" w:eastAsia="Courier New"/>
+                <w:sz w:val="18"/>
+              </w:rPr>
+              <w:t>}</w:t>
+            </w:r>
+          </w:p>
+          <w:p>
+            <w:pPr>
+              <w:spacing w:line="240" w:lineRule="auto"/>
+              <w:ind w:firstLine="0"/>
+              <w:jc w:val="left"/>
+              <w:rPr>
+                <w:sz w:val="18"/>
+              </w:rPr>
+            </w:pPr>
+            <w:r>
+              <w:rPr>
+                <w:rFonts w:ascii="Courier New" w:hAnsi="Courier New" w:cs="Courier New" w:eastAsia="Courier New"/>
+                <w:sz w:val="18"/>
+              </w:rPr>
+            </w:r>
+          </w:p>
+          <w:p>
+            <w:pPr>
+              <w:spacing w:line="240" w:lineRule="auto"/>
+              <w:ind w:firstLine="0"/>
+              <w:jc w:val="left"/>
+              <w:rPr>
+                <w:sz w:val="18"/>
+              </w:rPr>
+            </w:pPr>
+            <w:r>
+              <w:rPr>
+                <w:rFonts w:ascii="Courier New" w:hAnsi="Courier New" w:cs="Courier New" w:eastAsia="Courier New"/>
+                <w:sz w:val="18"/>
+              </w:rPr>
+              <w:t>// Строка корректна, если в ней только вещественное число без лишних</w:t>
+            </w:r>
+          </w:p>
+          <w:p>
+            <w:pPr>
+              <w:spacing w:line="240" w:lineRule="auto"/>
+              <w:ind w:firstLine="0"/>
+              <w:jc w:val="left"/>
+              <w:rPr>
+                <w:sz w:val="18"/>
+              </w:rPr>
+            </w:pPr>
+            <w:r>
+              <w:rPr>
+                <w:rFonts w:ascii="Courier New" w:hAnsi="Courier New" w:cs="Courier New" w:eastAsia="Courier New"/>
+                <w:sz w:val="18"/>
+              </w:rPr>
+              <w:t>// символов</w:t>
+            </w:r>
+          </w:p>
+          <w:p>
+            <w:pPr>
+              <w:spacing w:line="240" w:lineRule="auto"/>
+              <w:ind w:firstLine="0"/>
+              <w:jc w:val="left"/>
+              <w:rPr>
+                <w:sz w:val="18"/>
+              </w:rPr>
+            </w:pPr>
+            <w:r>
+              <w:rPr>
+                <w:rFonts w:ascii="Courier New" w:hAnsi="Courier New" w:cs="Courier New" w:eastAsia="Courier New"/>
+                <w:sz w:val="18"/>
+              </w:rPr>
+              <w:t>double ReadDouble(const std::string&amp; message) {</w:t>
+            </w:r>
+          </w:p>
+          <w:p>
+            <w:pPr>
+              <w:spacing w:line="240" w:lineRule="auto"/>
+              <w:ind w:firstLine="0"/>
+              <w:jc w:val="left"/>
+              <w:rPr>
+                <w:sz w:val="18"/>
+              </w:rPr>
+            </w:pPr>
+            <w:r>
+              <w:rPr>
+                <w:rFonts w:ascii="Courier New" w:hAnsi="Courier New" w:cs="Courier New" w:eastAsia="Courier New"/>
+                <w:sz w:val="18"/>
+              </w:rPr>
+              <w:t xml:space="preserve">    while (true) {</w:t>
+            </w:r>
+          </w:p>
+          <w:p>
+            <w:pPr>
+              <w:spacing w:line="240" w:lineRule="auto"/>
+              <w:ind w:firstLine="0"/>
+              <w:jc w:val="left"/>
+              <w:rPr>
+                <w:sz w:val="18"/>
+              </w:rPr>
+            </w:pPr>
+            <w:r>
+              <w:rPr>
+                <w:rFonts w:ascii="Courier New" w:hAnsi="Courier New" w:cs="Courier New" w:eastAsia="Courier New"/>
+                <w:sz w:val="18"/>
+              </w:rPr>
+              <w:t xml:space="preserve">        std::istringstream stream(ReadLine(message));</w:t>
+            </w:r>
+          </w:p>
+          <w:p>
+            <w:pPr>
+              <w:spacing w:line="240" w:lineRule="auto"/>
+              <w:ind w:firstLine="0"/>
+              <w:jc w:val="left"/>
+              <w:rPr>
+                <w:sz w:val="18"/>
+              </w:rPr>
+            </w:pPr>
+            <w:r>
+              <w:rPr>
+                <w:rFonts w:ascii="Courier New" w:hAnsi="Courier New" w:cs="Courier New" w:eastAsia="Courier New"/>
+                <w:sz w:val="18"/>
+              </w:rPr>
+              <w:t xml:space="preserve">        double value = 0;</w:t>
+            </w:r>
+          </w:p>
+          <w:p>
+            <w:pPr>
+              <w:spacing w:line="240" w:lineRule="auto"/>
+              <w:ind w:firstLine="0"/>
+              <w:jc w:val="left"/>
+              <w:rPr>
+                <w:sz w:val="18"/>
+              </w:rPr>
+            </w:pPr>
+            <w:r>
+              <w:rPr>
+                <w:rFonts w:ascii="Courier New" w:hAnsi="Courier New" w:cs="Courier New" w:eastAsia="Courier New"/>
+                <w:sz w:val="18"/>
+              </w:rPr>
+              <w:t xml:space="preserve">        char extra = '\0';</w:t>
+            </w:r>
+          </w:p>
+          <w:p>
+            <w:pPr>
+              <w:spacing w:line="240" w:lineRule="auto"/>
+              <w:ind w:firstLine="0"/>
+              <w:jc w:val="left"/>
+              <w:rPr>
+                <w:sz w:val="18"/>
+              </w:rPr>
+            </w:pPr>
+            <w:r>
+              <w:rPr>
+                <w:rFonts w:ascii="Courier New" w:hAnsi="Courier New" w:cs="Courier New" w:eastAsia="Courier New"/>
+                <w:sz w:val="18"/>
+              </w:rPr>
+              <w:t xml:space="preserve">        if (stream &gt;&gt; value &amp;&amp; !(stream &gt;&gt; extra)) {</w:t>
+            </w:r>
+          </w:p>
+          <w:p>
+            <w:pPr>
+              <w:spacing w:line="240" w:lineRule="auto"/>
+              <w:ind w:firstLine="0"/>
+              <w:jc w:val="left"/>
+              <w:rPr>
+                <w:sz w:val="18"/>
+              </w:rPr>
+            </w:pPr>
+            <w:r>
+              <w:rPr>
+                <w:rFonts w:ascii="Courier New" w:hAnsi="Courier New" w:cs="Courier New" w:eastAsia="Courier New"/>
+                <w:sz w:val="18"/>
+              </w:rPr>
+              <w:t xml:space="preserve">            return value;</w:t>
+            </w:r>
+          </w:p>
+          <w:p>
+            <w:pPr>
+              <w:spacing w:line="240" w:lineRule="auto"/>
+              <w:ind w:firstLine="0"/>
+              <w:jc w:val="left"/>
+              <w:rPr>
+                <w:sz w:val="18"/>
+              </w:rPr>
+            </w:pPr>
+            <w:r>
+              <w:rPr>
+                <w:rFonts w:ascii="Courier New" w:hAnsi="Courier New" w:cs="Courier New" w:eastAsia="Courier New"/>
+                <w:sz w:val="18"/>
+              </w:rPr>
+              <w:t xml:space="preserve">        }</w:t>
+            </w:r>
+          </w:p>
+          <w:p>
+            <w:pPr>
+              <w:spacing w:line="240" w:lineRule="auto"/>
+              <w:ind w:firstLine="0"/>
+              <w:jc w:val="left"/>
+              <w:rPr>
+                <w:sz w:val="18"/>
+              </w:rPr>
+            </w:pPr>
+            <w:r>
+              <w:rPr>
+                <w:rFonts w:ascii="Courier New" w:hAnsi="Courier New" w:cs="Courier New" w:eastAsia="Courier New"/>
+                <w:sz w:val="18"/>
+              </w:rPr>
+              <w:t xml:space="preserve">        std::cout &lt;&lt; "Ошибка: нужно ввести число \n";</w:t>
+            </w:r>
+          </w:p>
+          <w:p>
+            <w:pPr>
+              <w:spacing w:line="240" w:lineRule="auto"/>
+              <w:ind w:firstLine="0"/>
+              <w:jc w:val="left"/>
+              <w:rPr>
+                <w:sz w:val="18"/>
+              </w:rPr>
+            </w:pPr>
+            <w:r>
+              <w:rPr>
+                <w:rFonts w:ascii="Courier New" w:hAnsi="Courier New" w:cs="Courier New" w:eastAsia="Courier New"/>
+                <w:sz w:val="18"/>
+              </w:rPr>
+              <w:t xml:space="preserve">    }</w:t>
+            </w:r>
+          </w:p>
+          <w:p>
+            <w:pPr>
+              <w:spacing w:line="240" w:lineRule="auto"/>
+              <w:ind w:firstLine="0"/>
+              <w:jc w:val="left"/>
+              <w:rPr>
+                <w:sz w:val="18"/>
+              </w:rPr>
+            </w:pPr>
+            <w:r>
+              <w:rPr>
+                <w:rFonts w:ascii="Courier New" w:hAnsi="Courier New" w:cs="Courier New" w:eastAsia="Courier New"/>
+                <w:sz w:val="18"/>
+              </w:rPr>
+              <w:t>}</w:t>
+            </w:r>
+          </w:p>
+          <w:p>
+            <w:pPr>
+              <w:spacing w:line="240" w:lineRule="auto"/>
+              <w:ind w:firstLine="0"/>
+              <w:jc w:val="left"/>
+              <w:rPr>
+                <w:sz w:val="18"/>
+              </w:rPr>
+            </w:pPr>
+            <w:r>
+              <w:rPr>
+                <w:rFonts w:ascii="Courier New" w:hAnsi="Courier New" w:cs="Courier New" w:eastAsia="Courier New"/>
+                <w:sz w:val="18"/>
+              </w:rPr>
+            </w:r>
+          </w:p>
+          <w:p>
+            <w:pPr>
+              <w:spacing w:line="240" w:lineRule="auto"/>
+              <w:ind w:firstLine="0"/>
+              <w:jc w:val="left"/>
+              <w:rPr>
+                <w:sz w:val="18"/>
+              </w:rPr>
+            </w:pPr>
+            <w:r>
+              <w:rPr>
+                <w:rFonts w:ascii="Courier New" w:hAnsi="Courier New" w:cs="Courier New" w:eastAsia="Courier New"/>
+                <w:sz w:val="18"/>
+              </w:rPr>
+              <w:t>// Принимается ровно один символ от '0' до '9'</w:t>
+            </w:r>
+          </w:p>
+          <w:p>
+            <w:pPr>
+              <w:spacing w:line="240" w:lineRule="auto"/>
+              <w:ind w:firstLine="0"/>
+              <w:jc w:val="left"/>
+              <w:rPr>
+                <w:sz w:val="18"/>
+              </w:rPr>
+            </w:pPr>
+            <w:r>
+              <w:rPr>
+                <w:rFonts w:ascii="Courier New" w:hAnsi="Courier New" w:cs="Courier New" w:eastAsia="Courier New"/>
+                <w:sz w:val="18"/>
+              </w:rPr>
+              <w:t>char ReadCharToNum(const std::string&amp; message) {</w:t>
+            </w:r>
+          </w:p>
+          <w:p>
+            <w:pPr>
+              <w:spacing w:line="240" w:lineRule="auto"/>
+              <w:ind w:firstLine="0"/>
+              <w:jc w:val="left"/>
+              <w:rPr>
+                <w:sz w:val="18"/>
+              </w:rPr>
+            </w:pPr>
+            <w:r>
+              <w:rPr>
+                <w:rFonts w:ascii="Courier New" w:hAnsi="Courier New" w:cs="Courier New" w:eastAsia="Courier New"/>
+                <w:sz w:val="18"/>
+              </w:rPr>
+              <w:t xml:space="preserve">    while (true) {</w:t>
+            </w:r>
+          </w:p>
+          <w:p>
+            <w:pPr>
+              <w:spacing w:line="240" w:lineRule="auto"/>
+              <w:ind w:firstLine="0"/>
+              <w:jc w:val="left"/>
+              <w:rPr>
+                <w:sz w:val="18"/>
+              </w:rPr>
+            </w:pPr>
+            <w:r>
+              <w:rPr>
+                <w:rFonts w:ascii="Courier New" w:hAnsi="Courier New" w:cs="Courier New" w:eastAsia="Courier New"/>
+                <w:sz w:val="18"/>
+              </w:rPr>
+              <w:t xml:space="preserve">        std::string line = ReadLine(message);</w:t>
+            </w:r>
+          </w:p>
+          <w:p>
+            <w:pPr>
+              <w:spacing w:line="240" w:lineRule="auto"/>
+              <w:ind w:firstLine="0"/>
+              <w:jc w:val="left"/>
+              <w:rPr>
+                <w:sz w:val="18"/>
+              </w:rPr>
+            </w:pPr>
+            <w:r>
+              <w:rPr>
+                <w:rFonts w:ascii="Courier New" w:hAnsi="Courier New" w:cs="Courier New" w:eastAsia="Courier New"/>
+                <w:sz w:val="18"/>
+              </w:rPr>
+              <w:t xml:space="preserve">        if (line.size() == 1 &amp;&amp; line[0] &gt;= '0' &amp;&amp; line[0] &lt;= '9') {</w:t>
+            </w:r>
+          </w:p>
+          <w:p>
+            <w:pPr>
+              <w:spacing w:line="240" w:lineRule="auto"/>
+              <w:ind w:firstLine="0"/>
+              <w:jc w:val="left"/>
+              <w:rPr>
+                <w:sz w:val="18"/>
+              </w:rPr>
+            </w:pPr>
+            <w:r>
+              <w:rPr>
+                <w:rFonts w:ascii="Courier New" w:hAnsi="Courier New" w:cs="Courier New" w:eastAsia="Courier New"/>
+                <w:sz w:val="18"/>
+              </w:rPr>
+              <w:t xml:space="preserve">            return line[0];</w:t>
+            </w:r>
+          </w:p>
+          <w:p>
+            <w:pPr>
+              <w:spacing w:line="240" w:lineRule="auto"/>
+              <w:ind w:firstLine="0"/>
+              <w:jc w:val="left"/>
+              <w:rPr>
+                <w:sz w:val="18"/>
+              </w:rPr>
+            </w:pPr>
+            <w:r>
+              <w:rPr>
+                <w:rFonts w:ascii="Courier New" w:hAnsi="Courier New" w:cs="Courier New" w:eastAsia="Courier New"/>
+                <w:sz w:val="18"/>
+              </w:rPr>
+              <w:t xml:space="preserve">        }</w:t>
+            </w:r>
+          </w:p>
+          <w:p>
+            <w:pPr>
+              <w:spacing w:line="240" w:lineRule="auto"/>
+              <w:ind w:firstLine="0"/>
+              <w:jc w:val="left"/>
+              <w:rPr>
+                <w:sz w:val="18"/>
+              </w:rPr>
+            </w:pPr>
+            <w:r>
+              <w:rPr>
+                <w:rFonts w:ascii="Courier New" w:hAnsi="Courier New" w:cs="Courier New" w:eastAsia="Courier New"/>
+                <w:sz w:val="18"/>
+              </w:rPr>
+              <w:t xml:space="preserve">        std::cout &lt;&lt; "Ошибка: нужно ввести один символ от 0 до 9 \n";</w:t>
+            </w:r>
+          </w:p>
+          <w:p>
+            <w:pPr>
+              <w:spacing w:line="240" w:lineRule="auto"/>
+              <w:ind w:firstLine="0"/>
+              <w:jc w:val="left"/>
+              <w:rPr>
+                <w:sz w:val="18"/>
+              </w:rPr>
+            </w:pPr>
+            <w:r>
+              <w:rPr>
+                <w:rFonts w:ascii="Courier New" w:hAnsi="Courier New" w:cs="Courier New" w:eastAsia="Courier New"/>
+                <w:sz w:val="18"/>
+              </w:rPr>
+              <w:t xml:space="preserve">    }</w:t>
+            </w:r>
+          </w:p>
+          <w:p>
+            <w:pPr>
+              <w:spacing w:line="240" w:lineRule="auto"/>
+              <w:ind w:firstLine="0"/>
+              <w:jc w:val="left"/>
+              <w:rPr>
+                <w:sz w:val="18"/>
+              </w:rPr>
+            </w:pPr>
+            <w:r>
+              <w:rPr>
+                <w:rFonts w:ascii="Courier New" w:hAnsi="Courier New" w:cs="Courier New" w:eastAsia="Courier New"/>
+                <w:sz w:val="18"/>
+              </w:rPr>
+              <w:t>}</w:t>
+            </w:r>
+          </w:p>
+          <w:p>
+            <w:pPr>
+              <w:spacing w:line="240" w:lineRule="auto"/>
+              <w:ind w:firstLine="0"/>
+              <w:jc w:val="left"/>
+              <w:rPr>
+                <w:sz w:val="18"/>
+              </w:rPr>
+            </w:pPr>
+            <w:r>
+              <w:rPr>
+                <w:rFonts w:ascii="Courier New" w:hAnsi="Courier New" w:cs="Courier New" w:eastAsia="Courier New"/>
+                <w:sz w:val="18"/>
+              </w:rPr>
+            </w:r>
+          </w:p>
+          <w:p>
+            <w:pPr>
+              <w:spacing w:line="240" w:lineRule="auto"/>
+              <w:ind w:firstLine="0"/>
+              <w:jc w:val="left"/>
+              <w:rPr>
+                <w:sz w:val="18"/>
+              </w:rPr>
+            </w:pPr>
+            <w:r>
+              <w:rPr>
+                <w:rFonts w:ascii="Courier New" w:hAnsi="Courier New" w:cs="Courier New" w:eastAsia="Courier New"/>
+                <w:sz w:val="18"/>
+              </w:rPr>
+              <w:t>// Повторяет ввод, пока число не попадёт в отрезок от min_value до max_value</w:t>
+            </w:r>
+          </w:p>
+          <w:p>
+            <w:pPr>
+              <w:spacing w:line="240" w:lineRule="auto"/>
+              <w:ind w:firstLine="0"/>
+              <w:jc w:val="left"/>
+              <w:rPr>
+                <w:sz w:val="18"/>
+              </w:rPr>
+            </w:pPr>
+            <w:r>
+              <w:rPr>
+                <w:rFonts w:ascii="Courier New" w:hAnsi="Courier New" w:cs="Courier New" w:eastAsia="Courier New"/>
+                <w:sz w:val="18"/>
+              </w:rPr>
+              <w:t>int ReadIntInRange(const std::string&amp; message, int min_value, int max_value) {</w:t>
+            </w:r>
+          </w:p>
+          <w:p>
+            <w:pPr>
+              <w:spacing w:line="240" w:lineRule="auto"/>
+              <w:ind w:firstLine="0"/>
+              <w:jc w:val="left"/>
+              <w:rPr>
+                <w:sz w:val="18"/>
+              </w:rPr>
+            </w:pPr>
+            <w:r>
+              <w:rPr>
+                <w:rFonts w:ascii="Courier New" w:hAnsi="Courier New" w:cs="Courier New" w:eastAsia="Courier New"/>
+                <w:sz w:val="18"/>
+              </w:rPr>
+              <w:t xml:space="preserve">    while (true) {</w:t>
+            </w:r>
+          </w:p>
+          <w:p>
+            <w:pPr>
+              <w:spacing w:line="240" w:lineRule="auto"/>
+              <w:ind w:firstLine="0"/>
+              <w:jc w:val="left"/>
+              <w:rPr>
+                <w:sz w:val="18"/>
+              </w:rPr>
+            </w:pPr>
+            <w:r>
+              <w:rPr>
+                <w:rFonts w:ascii="Courier New" w:hAnsi="Courier New" w:cs="Courier New" w:eastAsia="Courier New"/>
+                <w:sz w:val="18"/>
+              </w:rPr>
+              <w:t xml:space="preserve">        int value = ReadInt(message);</w:t>
+            </w:r>
+          </w:p>
+          <w:p>
+            <w:pPr>
+              <w:spacing w:line="240" w:lineRule="auto"/>
+              <w:ind w:firstLine="0"/>
+              <w:jc w:val="left"/>
+              <w:rPr>
+                <w:sz w:val="18"/>
+              </w:rPr>
+            </w:pPr>
+            <w:r>
+              <w:rPr>
+                <w:rFonts w:ascii="Courier New" w:hAnsi="Courier New" w:cs="Courier New" w:eastAsia="Courier New"/>
+                <w:sz w:val="18"/>
+              </w:rPr>
+              <w:t xml:space="preserve">        if (value &gt;= min_value &amp;&amp; value &lt;= max_value) {</w:t>
+            </w:r>
+          </w:p>
+          <w:p>
+            <w:pPr>
+              <w:spacing w:line="240" w:lineRule="auto"/>
+              <w:ind w:firstLine="0"/>
+              <w:jc w:val="left"/>
+              <w:rPr>
+                <w:sz w:val="18"/>
+              </w:rPr>
+            </w:pPr>
+            <w:r>
+              <w:rPr>
+                <w:rFonts w:ascii="Courier New" w:hAnsi="Courier New" w:cs="Courier New" w:eastAsia="Courier New"/>
+                <w:sz w:val="18"/>
+              </w:rPr>
+              <w:t xml:space="preserve">            return value;</w:t>
+            </w:r>
+          </w:p>
+          <w:p>
+            <w:pPr>
+              <w:spacing w:line="240" w:lineRule="auto"/>
+              <w:ind w:firstLine="0"/>
+              <w:jc w:val="left"/>
+              <w:rPr>
+                <w:sz w:val="18"/>
+              </w:rPr>
+            </w:pPr>
+            <w:r>
+              <w:rPr>
+                <w:rFonts w:ascii="Courier New" w:hAnsi="Courier New" w:cs="Courier New" w:eastAsia="Courier New"/>
+                <w:sz w:val="18"/>
+              </w:rPr>
+              <w:t xml:space="preserve">        }</w:t>
+            </w:r>
+          </w:p>
+          <w:p>
+            <w:pPr>
+              <w:spacing w:line="240" w:lineRule="auto"/>
+              <w:ind w:firstLine="0"/>
+              <w:jc w:val="left"/>
+              <w:rPr>
+                <w:sz w:val="18"/>
+              </w:rPr>
+            </w:pPr>
+            <w:r>
+              <w:rPr>
+                <w:rFonts w:ascii="Courier New" w:hAnsi="Courier New" w:cs="Courier New" w:eastAsia="Courier New"/>
+                <w:sz w:val="18"/>
+              </w:rPr>
+              <w:t xml:space="preserve">        std::cout &lt;&lt; "Ошибка: число должно быть от " &lt;&lt; min_value &lt;&lt; " до "</w:t>
+            </w:r>
+          </w:p>
+          <w:p>
+            <w:pPr>
+              <w:spacing w:line="240" w:lineRule="auto"/>
+              <w:ind w:firstLine="0"/>
+              <w:jc w:val="left"/>
+              <w:rPr>
+                <w:sz w:val="18"/>
+              </w:rPr>
+            </w:pPr>
+            <w:r>
+              <w:rPr>
+                <w:rFonts w:ascii="Courier New" w:hAnsi="Courier New" w:cs="Courier New" w:eastAsia="Courier New"/>
+                <w:sz w:val="18"/>
+              </w:rPr>
+              <w:t xml:space="preserve">                  &lt;&lt; max_value &lt;&lt; " \n";</w:t>
+            </w:r>
+          </w:p>
+          <w:p>
+            <w:pPr>
+              <w:spacing w:line="240" w:lineRule="auto"/>
+              <w:ind w:firstLine="0"/>
+              <w:jc w:val="left"/>
+              <w:rPr>
+                <w:sz w:val="18"/>
+              </w:rPr>
+            </w:pPr>
+            <w:r>
+              <w:rPr>
+                <w:rFonts w:ascii="Courier New" w:hAnsi="Courier New" w:cs="Courier New" w:eastAsia="Courier New"/>
+                <w:sz w:val="18"/>
+              </w:rPr>
+              <w:t xml:space="preserve">    }</w:t>
+            </w:r>
+          </w:p>
+          <w:p>
+            <w:pPr>
+              <w:spacing w:line="240" w:lineRule="auto"/>
+              <w:ind w:firstLine="0"/>
+              <w:jc w:val="left"/>
+              <w:rPr>
+                <w:sz w:val="18"/>
+              </w:rPr>
+            </w:pPr>
+            <w:r>
+              <w:rPr>
+                <w:rFonts w:ascii="Courier New" w:hAnsi="Courier New" w:cs="Courier New" w:eastAsia="Courier New"/>
+                <w:sz w:val="18"/>
+              </w:rPr>
+              <w:t>}</w:t>
+            </w:r>
+          </w:p>
+          <w:p>
+            <w:pPr>
+              <w:spacing w:line="240" w:lineRule="auto"/>
+              <w:ind w:firstLine="0"/>
+              <w:jc w:val="left"/>
+              <w:rPr>
+                <w:sz w:val="18"/>
+              </w:rPr>
+            </w:pPr>
+            <w:r>
+              <w:rPr>
+                <w:rFonts w:ascii="Courier New" w:hAnsi="Courier New" w:cs="Courier New" w:eastAsia="Courier New"/>
+                <w:sz w:val="18"/>
+              </w:rPr>
+            </w:r>
+          </w:p>
+          <w:p>
+            <w:pPr>
+              <w:spacing w:line="240" w:lineRule="auto"/>
+              <w:ind w:firstLine="0"/>
+              <w:jc w:val="left"/>
+              <w:rPr>
+                <w:sz w:val="18"/>
+              </w:rPr>
+            </w:pPr>
+            <w:r>
+              <w:rPr>
+                <w:rFonts w:ascii="Courier New" w:hAnsi="Courier New" w:cs="Courier New" w:eastAsia="Courier New"/>
+                <w:sz w:val="18"/>
+              </w:rPr>
+              <w:t>// Ввод массива с клавиатуры с проверкой каждого элемента через ReadInt</w:t>
+            </w:r>
+          </w:p>
+          <w:p>
+            <w:pPr>
+              <w:spacing w:line="240" w:lineRule="auto"/>
+              <w:ind w:firstLine="0"/>
+              <w:jc w:val="left"/>
+              <w:rPr>
+                <w:sz w:val="18"/>
+              </w:rPr>
+            </w:pPr>
+            <w:r>
+              <w:rPr>
+                <w:rFonts w:ascii="Courier New" w:hAnsi="Courier New" w:cs="Courier New" w:eastAsia="Courier New"/>
+                <w:sz w:val="18"/>
+              </w:rPr>
+              <w:t>void ReadArr(int* arr, int size, const std::string&amp; name) {</w:t>
+            </w:r>
+          </w:p>
+          <w:p>
+            <w:pPr>
+              <w:spacing w:line="240" w:lineRule="auto"/>
+              <w:ind w:firstLine="0"/>
+              <w:jc w:val="left"/>
+              <w:rPr>
+                <w:sz w:val="18"/>
+              </w:rPr>
+            </w:pPr>
+            <w:r>
+              <w:rPr>
+                <w:rFonts w:ascii="Courier New" w:hAnsi="Courier New" w:cs="Courier New" w:eastAsia="Courier New"/>
+                <w:sz w:val="18"/>
+              </w:rPr>
+              <w:t xml:space="preserve">    for (int i = 0; i &lt; size; ++i) {</w:t>
+            </w:r>
+          </w:p>
+          <w:p>
+            <w:pPr>
+              <w:spacing w:line="240" w:lineRule="auto"/>
+              <w:ind w:firstLine="0"/>
+              <w:jc w:val="left"/>
+              <w:rPr>
+                <w:sz w:val="18"/>
+              </w:rPr>
+            </w:pPr>
+            <w:r>
+              <w:rPr>
+                <w:rFonts w:ascii="Courier New" w:hAnsi="Courier New" w:cs="Courier New" w:eastAsia="Courier New"/>
+                <w:sz w:val="18"/>
+              </w:rPr>
+              <w:t xml:space="preserve">        arr[i] = ReadInt(name + "[" + std::to_string(i) + "] = ");</w:t>
+            </w:r>
+          </w:p>
+          <w:p>
+            <w:pPr>
+              <w:spacing w:line="240" w:lineRule="auto"/>
+              <w:ind w:firstLine="0"/>
+              <w:jc w:val="left"/>
+              <w:rPr>
+                <w:sz w:val="18"/>
+              </w:rPr>
+            </w:pPr>
+            <w:r>
+              <w:rPr>
+                <w:rFonts w:ascii="Courier New" w:hAnsi="Courier New" w:cs="Courier New" w:eastAsia="Courier New"/>
+                <w:sz w:val="18"/>
+              </w:rPr>
+              <w:t xml:space="preserve">    }</w:t>
+            </w:r>
+          </w:p>
+          <w:p>
+            <w:pPr>
+              <w:spacing w:line="240" w:lineRule="auto"/>
+              <w:ind w:firstLine="0"/>
+              <w:jc w:val="left"/>
+              <w:rPr>
+                <w:sz w:val="18"/>
+              </w:rPr>
+            </w:pPr>
+            <w:r>
+              <w:rPr>
+                <w:rFonts w:ascii="Courier New" w:hAnsi="Courier New" w:cs="Courier New" w:eastAsia="Courier New"/>
+                <w:sz w:val="18"/>
+              </w:rPr>
+              <w:t>}</w:t>
+            </w:r>
+          </w:p>
+        </w:tc>
+      </w:tr>
+    </w:tbl>
+    <w:p>
+      <w:pPr>
+        <w:pStyle w:val="Heading2"/>
+      </w:pPr>
+      <w:r>
+        <w:t>2.4 Соблюдение Google C++ Style Guide</w:t>
+      </w:r>
+    </w:p>
+    <w:p>
+      <w:r>
+        <w:t>При оформлении кода применялись правила руководства [1]:</w:t>
+      </w:r>
+    </w:p>
+    <w:p>
+      <w:r>
+        <w:t>– имена функций записываются в стиле PascalCase (</w:t>
+      </w:r>
+      <w:r>
+        <w:rPr>
+          <w:rFonts w:ascii="Courier New" w:hAnsi="Courier New" w:cs="Courier New" w:eastAsia="Courier New"/>
+          <w:sz w:val="26"/>
+        </w:rPr>
+        <w:t>FindFirst</w:t>
+      </w:r>
+      <w:r>
+        <w:t xml:space="preserve">, </w:t>
+      </w:r>
+      <w:r>
+        <w:rPr>
+          <w:rFonts w:ascii="Courier New" w:hAnsi="Courier New" w:cs="Courier New" w:eastAsia="Courier New"/>
+          <w:sz w:val="26"/>
+        </w:rPr>
+        <w:t>ReadIntInRange</w:t>
+      </w:r>
+      <w:r>
+        <w:t>), имена переменных и параметров – строчными буквами через подчёркивание (</w:t>
+      </w:r>
+      <w:r>
+        <w:rPr>
+          <w:rFonts w:ascii="Courier New" w:hAnsi="Courier New" w:cs="Courier New" w:eastAsia="Courier New"/>
+          <w:sz w:val="26"/>
+        </w:rPr>
+        <w:t>day_number</w:t>
+      </w:r>
+      <w:r>
+        <w:t xml:space="preserve">, </w:t>
+      </w:r>
+      <w:r>
+        <w:rPr>
+          <w:rFonts w:ascii="Courier New" w:hAnsi="Courier New" w:cs="Courier New" w:eastAsia="Courier New"/>
+          <w:sz w:val="26"/>
+        </w:rPr>
+        <w:t>ins_size</w:t>
+      </w:r>
+      <w:r>
+        <w:t xml:space="preserve">), имена констант – с префиксом </w:t>
+      </w:r>
+      <w:r>
+        <w:rPr>
+          <w:rFonts w:ascii="Courier New" w:hAnsi="Courier New" w:cs="Courier New" w:eastAsia="Courier New"/>
+          <w:sz w:val="26"/>
+        </w:rPr>
+        <w:t>k</w:t>
+      </w:r>
+      <w:r>
+        <w:t xml:space="preserve"> (</w:t>
+      </w:r>
+      <w:r>
+        <w:rPr>
+          <w:rFonts w:ascii="Courier New" w:hAnsi="Courier New" w:cs="Courier New" w:eastAsia="Courier New"/>
+          <w:sz w:val="26"/>
+        </w:rPr>
+        <w:t>kMaxSize</w:t>
+      </w:r>
+      <w:r>
+        <w:t>);</w:t>
+      </w:r>
+    </w:p>
+    <w:p>
+      <w:r>
+        <w:t>– длина строки не превышает 80 символов, открывающая скобка – в конце строки;</w:t>
+      </w:r>
+    </w:p>
+    <w:p>
+      <w:r>
+        <w:t xml:space="preserve">– защита заголовка оформлена в виде </w:t>
+      </w:r>
+      <w:r>
+        <w:rPr>
+          <w:rFonts w:ascii="Courier New" w:hAnsi="Courier New" w:cs="Courier New" w:eastAsia="Courier New"/>
+          <w:sz w:val="26"/>
+        </w:rPr>
+        <w:t>LAB1_METHODS_H_</w:t>
+      </w:r>
+      <w:r>
+        <w:t>, заголовочные файлы подключаются в порядке: свой заголовок, системные, стандартной библиотеки C++, остальные;</w:t>
+      </w:r>
+    </w:p>
+    <w:p>
+      <w:r>
+        <w:t xml:space="preserve">– перед объявлением каждой функции в заголовке есть комментарий о её назначении, а выходной параметр функции </w:t>
+      </w:r>
+      <w:r>
+        <w:rPr>
+          <w:rFonts w:ascii="Courier New" w:hAnsi="Courier New" w:cs="Courier New" w:eastAsia="Courier New"/>
+          <w:sz w:val="26"/>
+        </w:rPr>
+        <w:t>FindAll</w:t>
+      </w:r>
+      <w:r>
+        <w:t xml:space="preserve"> передаётся указателем и стоит после входных параметров;</w:t>
+      </w:r>
+    </w:p>
+    <w:p>
+      <w:r>
+        <w:t xml:space="preserve">– используются </w:t>
+      </w:r>
+      <w:r>
+        <w:rPr>
+          <w:rFonts w:ascii="Courier New" w:hAnsi="Courier New" w:cs="Courier New" w:eastAsia="Courier New"/>
+          <w:sz w:val="26"/>
+        </w:rPr>
+        <w:t>int64_t</w:t>
+      </w:r>
+      <w:r>
+        <w:t xml:space="preserve"> и </w:t>
+      </w:r>
+      <w:r>
+        <w:rPr>
+          <w:rFonts w:ascii="Courier New" w:hAnsi="Courier New" w:cs="Courier New" w:eastAsia="Courier New"/>
+          <w:sz w:val="26"/>
+        </w:rPr>
+        <w:t>nullptr</w:t>
+      </w:r>
+      <w:r>
+        <w:t>.</w:t>
+      </w:r>
+    </w:p>
+    <w:p>
+      <w:r>
+        <w:t xml:space="preserve">Отступления от руководства: отступ равен стандартной табуляции Visual Studio – 4 пробела (в руководстве – 2); имена файлов сохранены ради совместимости с проектом; функции задания 4 по условию возвращают указатель на память из </w:t>
+      </w:r>
+      <w:r>
+        <w:rPr>
+          <w:rFonts w:ascii="Courier New" w:hAnsi="Courier New" w:cs="Courier New" w:eastAsia="Courier New"/>
+          <w:sz w:val="26"/>
+        </w:rPr>
+        <w:t>new[]</w:t>
+      </w:r>
+      <w:r>
+        <w:t xml:space="preserve"> (вместо </w:t>
+      </w:r>
+      <w:r>
+        <w:rPr>
+          <w:rFonts w:ascii="Courier New" w:hAnsi="Courier New" w:cs="Courier New" w:eastAsia="Courier New"/>
+          <w:sz w:val="26"/>
+        </w:rPr>
+        <w:t>std::vector</w:t>
+      </w:r>
+      <w:r>
+        <w:t>), которую освобождает вызывающий код.</w:t>
+      </w:r>
+    </w:p>
+    <w:p>
+      <w:pPr>
+        <w:pStyle w:val="Heading1"/>
+        <w:pageBreakBefore/>
+      </w:pPr>
+      <w:r>
+        <w:t>3 Задание 1. Методы</w:t>
+      </w:r>
+    </w:p>
+    <w:p>
+      <w:r>
+        <w:t xml:space="preserve">Первое задание посвящено базовой работе с типами данных: преобразованию вещественного числа в целое, символа в число, а также логическим выражениям с результатом типа </w:t>
+      </w:r>
+      <w:r>
+        <w:rPr>
+          <w:rFonts w:ascii="Courier New" w:hAnsi="Courier New" w:cs="Courier New" w:eastAsia="Courier New"/>
+          <w:sz w:val="26"/>
+        </w:rPr>
+        <w:t>bool</w:t>
+      </w:r>
+      <w:r>
+        <w:t>.</w:t>
+      </w:r>
+    </w:p>
+    <w:p>
+      <w:pPr>
+        <w:pStyle w:val="Heading2"/>
+      </w:pPr>
+      <w:r>
+        <w:t>3.1 Задача 1. Дробная часть</w:t>
+      </w:r>
+    </w:p>
+    <w:p>
+      <w:r>
+        <w:t xml:space="preserve">Условие. Реализовать функцию </w:t>
+      </w:r>
+      <w:r>
+        <w:rPr>
+          <w:rFonts w:ascii="Courier New" w:hAnsi="Courier New" w:cs="Courier New" w:eastAsia="Courier New"/>
+          <w:sz w:val="26"/>
+        </w:rPr>
+        <w:t>double fraction(double x)</w:t>
+      </w:r>
+      <w:r>
+        <w:t>, возвращающую дробную часть числа x (для 5,25 – 0,25).</w:t>
+      </w:r>
+    </w:p>
+    <w:p>
+      <w:r>
+        <w:t xml:space="preserve">Решение. Приведение </w:t>
+      </w:r>
+      <w:r>
+        <w:rPr>
+          <w:rFonts w:ascii="Courier New" w:hAnsi="Courier New" w:cs="Courier New" w:eastAsia="Courier New"/>
+          <w:sz w:val="26"/>
+        </w:rPr>
+        <w:t>static_cast&lt;int64_t&gt;(number)</w:t>
+      </w:r>
+      <w:r>
+        <w:t xml:space="preserve"> [4] отбрасывает дробную часть (округляет к нулю), и разность number и целой части даёт дробную часть. Знак при этом сохраняется: для −3,5 получается −0,5. Тип </w:t>
+      </w:r>
+      <w:r>
+        <w:rPr>
+          <w:rFonts w:ascii="Courier New" w:hAnsi="Courier New" w:cs="Courier New" w:eastAsia="Courier New"/>
+          <w:sz w:val="26"/>
+        </w:rPr>
+        <w:t>int64_t</w:t>
+      </w:r>
+      <w:r>
+        <w:t xml:space="preserve"> выбран вместо </w:t>
+      </w:r>
+      <w:r>
+        <w:rPr>
+          <w:rFonts w:ascii="Courier New" w:hAnsi="Courier New" w:cs="Courier New" w:eastAsia="Courier New"/>
+          <w:sz w:val="26"/>
+        </w:rPr>
+        <w:t>int</w:t>
+      </w:r>
+      <w:r>
+        <w:t>, чтобы корректно обрабатывать числа, большие 2³¹.</w:t>
+      </w:r>
+    </w:p>
+    <w:p>
+      <w:pPr>
+        <w:keepNext/>
+        <w:spacing w:before="120"/>
+        <w:ind w:firstLine="0"/>
+        <w:jc w:val="left"/>
+      </w:pPr>
+      <w:r>
+        <w:t>Листинг 2 – Функция Fraction</w:t>
       </w:r>
     </w:p>
     <w:tbl>
@@ -4724,7 +6037,7 @@
         <w:jc w:val="left"/>
       </w:pPr>
       <w:r>
-        <w:t>Листинг 2 – Функция CharToNum</w:t>
+        <w:t>Листинг 3 – Функция CharToNum</w:t>
       </w:r>
     </w:p>
     <w:tbl>
@@ -4910,7 +6223,7 @@
         <w:jc w:val="left"/>
       </w:pPr>
       <w:r>
-        <w:t>Листинг 3 – Функция Is2Digits</w:t>
+        <w:t>Листинг 4 – Функция Is2Digits</w:t>
       </w:r>
     </w:p>
     <w:tbl>
@@ -5164,7 +6477,7 @@
         <w:jc w:val="left"/>
       </w:pPr>
       <w:r>
-        <w:t>Листинг 4 – Функция IsInRange</w:t>
+        <w:t>Листинг 5 – Функция IsInRange</w:t>
       </w:r>
     </w:p>
     <w:tbl>
@@ -5435,7 +6748,7 @@
         <w:jc w:val="left"/>
       </w:pPr>
       <w:r>
-        <w:t>Листинг 5 – Функция IsEqual</w:t>
+        <w:t>Листинг 6 – Функция IsEqual</w:t>
       </w:r>
     </w:p>
     <w:tbl>
@@ -8710,7 +10023,7 @@
         <w:jc w:val="left"/>
       </w:pPr>
       <w:r>
-        <w:t>Листинг 6 – Функция AbsNum</w:t>
+        <w:t>Листинг 7 – Функция AbsNum</w:t>
       </w:r>
     </w:p>
     <w:tbl>
@@ -9004,7 +10317,7 @@
         <w:jc w:val="left"/>
       </w:pPr>
       <w:r>
-        <w:t>Листинг 7 – Функция Is35</w:t>
+        <w:t>Листинг 8 – Функция Is35</w:t>
       </w:r>
     </w:p>
     <w:tbl>
@@ -9302,7 +10615,7 @@
         <w:jc w:val="left"/>
       </w:pPr>
       <w:r>
-        <w:t>Листинг 8 – Функция Max3</w:t>
+        <w:t>Листинг 9 – Функция Max3</w:t>
       </w:r>
     </w:p>
     <w:tbl>
@@ -9607,7 +10920,7 @@
         <w:jc w:val="left"/>
       </w:pPr>
       <w:r>
-        <w:t>Листинг 9 – Функция Sum2</w:t>
+        <w:t>Листинг 10 – Функция Sum2</w:t>
       </w:r>
     </w:p>
     <w:tbl>
@@ -9901,7 +11214,7 @@
         <w:jc w:val="left"/>
       </w:pPr>
       <w:r>
-        <w:t>Листинг 10 – Функция Day</w:t>
+        <w:t>Листинг 11 – Функция Day</w:t>
       </w:r>
     </w:p>
     <w:tbl>
@@ -13910,7 +15223,7 @@
         <w:jc w:val="left"/>
       </w:pPr>
       <w:r>
-        <w:t>Листинг 11 – Функция ListNums</w:t>
+        <w:t>Листинг 12 – Функция ListNums</w:t>
       </w:r>
     </w:p>
     <w:tbl>
@@ -14215,7 +15528,7 @@
         <w:jc w:val="left"/>
       </w:pPr>
       <w:r>
-        <w:t>Листинг 12 – Функция Chet</w:t>
+        <w:t>Листинг 13 – Функция Chet</w:t>
       </w:r>
     </w:p>
     <w:tbl>
@@ -14509,7 +15822,7 @@
         <w:jc w:val="left"/>
       </w:pPr>
       <w:r>
-        <w:t>Листинг 13 – Функция NumLen</w:t>
+        <w:t>Листинг 14 – Функция NumLen</w:t>
       </w:r>
     </w:p>
     <w:tbl>
@@ -14848,7 +16161,7 @@
         <w:jc w:val="left"/>
       </w:pPr>
       <w:r>
-        <w:t>Листинг 14 – Функция Square</w:t>
+        <w:t>Листинг 15 – Функция Square</w:t>
       </w:r>
     </w:p>
     <w:tbl>
@@ -15119,7 +16432,7 @@
         <w:jc w:val="left"/>
       </w:pPr>
       <w:r>
-        <w:t>Листинг 15 – Функция RightTriangle</w:t>
+        <w:t>Листинг 16 – Функция RightTriangle</w:t>
       </w:r>
     </w:p>
     <w:tbl>
@@ -17908,7 +19221,7 @@
         <w:jc w:val="left"/>
       </w:pPr>
       <w:r>
-        <w:t>Листинг 16 – Функция FindFirst</w:t>
+        <w:t>Листинг 17 – Функция FindFirst</w:t>
       </w:r>
     </w:p>
     <w:tbl>
@@ -18189,7 +19502,7 @@
         <w:jc w:val="left"/>
       </w:pPr>
       <w:r>
-        <w:t>Листинг 17 – Функция MaxAbs</w:t>
+        <w:t>Листинг 18 – Функция MaxAbs</w:t>
       </w:r>
     </w:p>
     <w:tbl>
@@ -18497,7 +19810,7 @@
         <w:jc w:val="left"/>
       </w:pPr>
       <w:r>
-        <w:t>Листинг 18 – Функция Add</w:t>
+        <w:t>Листинг 19 – Функция Add</w:t>
       </w:r>
     </w:p>
     <w:tbl>
@@ -19009,7 +20322,7 @@
         <w:jc w:val="left"/>
       </w:pPr>
       <w:r>
-        <w:t>Листинг 19 – Функция ReverseBack</w:t>
+        <w:t>Листинг 20 – Функция ReverseBack</w:t>
       </w:r>
     </w:p>
     <w:tbl>
@@ -19307,7 +20620,7 @@
         <w:jc w:val="left"/>
       </w:pPr>
       <w:r>
-        <w:t>Листинг 20 – Функция FindAll</w:t>
+        <w:t>Листинг 21 – Функция FindAll</w:t>
       </w:r>
     </w:p>
     <w:tbl>
@@ -21577,7 +22890,7 @@
         <w:jc w:val="left"/>
       </w:pPr>
       <w:r>
-        <w:t>Листинг 21 – Файл Methods.h</w:t>
+        <w:t>Листинг 22 – Файл Methods.h</w:t>
       </w:r>
     </w:p>
     <w:tbl>
@@ -23665,7 +24978,7 @@
         <w:jc w:val="left"/>
       </w:pPr>
       <w:r>
-        <w:t>Листинг 22 – Файл main.cpp</w:t>
+        <w:t>Листинг 23 – Файл main.cpp</w:t>
       </w:r>
     </w:p>
     <w:tbl>
@@ -24494,7 +25807,7 @@
         <w:jc w:val="left"/>
       </w:pPr>
       <w:r>
-        <w:t>Листинг 23 – Функции ввода с проверкой из файла Methods.cpp</w:t>
+        <w:t>Листинг 24 – Функции вывода из файла Methods.cpp</w:t>
       </w:r>
     </w:p>
     <w:tbl>
@@ -24518,1156 +25831,6 @@
           <w:tcPr>
             <w:tcW w:type="dxa" w:w="9354"/>
           </w:tcPr>
-          <w:p>
-            <w:pPr>
-              <w:spacing w:line="240" w:lineRule="auto"/>
-              <w:ind w:firstLine="0"/>
-              <w:jc w:val="left"/>
-              <w:rPr>
-                <w:sz w:val="16"/>
-              </w:rPr>
-            </w:pPr>
-            <w:r>
-              <w:rPr>
-                <w:rFonts w:ascii="Courier New" w:hAnsi="Courier New" w:cs="Courier New" w:eastAsia="Courier New"/>
-                <w:sz w:val="16"/>
-              </w:rPr>
-              <w:t>// Если поток ввода закрыт, завершает программу</w:t>
-            </w:r>
-          </w:p>
-          <w:p>
-            <w:pPr>
-              <w:spacing w:line="240" w:lineRule="auto"/>
-              <w:ind w:firstLine="0"/>
-              <w:jc w:val="left"/>
-              <w:rPr>
-                <w:sz w:val="16"/>
-              </w:rPr>
-            </w:pPr>
-            <w:r>
-              <w:rPr>
-                <w:rFonts w:ascii="Courier New" w:hAnsi="Courier New" w:cs="Courier New" w:eastAsia="Courier New"/>
-                <w:sz w:val="16"/>
-              </w:rPr>
-              <w:t>std::string ReadLine(const std::string&amp; message) {</w:t>
-            </w:r>
-          </w:p>
-          <w:p>
-            <w:pPr>
-              <w:spacing w:line="240" w:lineRule="auto"/>
-              <w:ind w:firstLine="0"/>
-              <w:jc w:val="left"/>
-              <w:rPr>
-                <w:sz w:val="16"/>
-              </w:rPr>
-            </w:pPr>
-            <w:r>
-              <w:rPr>
-                <w:rFonts w:ascii="Courier New" w:hAnsi="Courier New" w:cs="Courier New" w:eastAsia="Courier New"/>
-                <w:sz w:val="16"/>
-              </w:rPr>
-              <w:t xml:space="preserve">    std::cout &lt;&lt; message;</w:t>
-            </w:r>
-          </w:p>
-          <w:p>
-            <w:pPr>
-              <w:spacing w:line="240" w:lineRule="auto"/>
-              <w:ind w:firstLine="0"/>
-              <w:jc w:val="left"/>
-              <w:rPr>
-                <w:sz w:val="16"/>
-              </w:rPr>
-            </w:pPr>
-            <w:r>
-              <w:rPr>
-                <w:rFonts w:ascii="Courier New" w:hAnsi="Courier New" w:cs="Courier New" w:eastAsia="Courier New"/>
-                <w:sz w:val="16"/>
-              </w:rPr>
-              <w:t xml:space="preserve">    std::string line;</w:t>
-            </w:r>
-          </w:p>
-          <w:p>
-            <w:pPr>
-              <w:spacing w:line="240" w:lineRule="auto"/>
-              <w:ind w:firstLine="0"/>
-              <w:jc w:val="left"/>
-              <w:rPr>
-                <w:sz w:val="16"/>
-              </w:rPr>
-            </w:pPr>
-            <w:r>
-              <w:rPr>
-                <w:rFonts w:ascii="Courier New" w:hAnsi="Courier New" w:cs="Courier New" w:eastAsia="Courier New"/>
-                <w:sz w:val="16"/>
-              </w:rPr>
-              <w:t xml:space="preserve">    if (!std::getline(std::cin, line)) {</w:t>
-            </w:r>
-          </w:p>
-          <w:p>
-            <w:pPr>
-              <w:spacing w:line="240" w:lineRule="auto"/>
-              <w:ind w:firstLine="0"/>
-              <w:jc w:val="left"/>
-              <w:rPr>
-                <w:sz w:val="16"/>
-              </w:rPr>
-            </w:pPr>
-            <w:r>
-              <w:rPr>
-                <w:rFonts w:ascii="Courier New" w:hAnsi="Courier New" w:cs="Courier New" w:eastAsia="Courier New"/>
-                <w:sz w:val="16"/>
-              </w:rPr>
-              <w:t xml:space="preserve">        std::cout &lt;&lt; "Ввод завершён \n";</w:t>
-            </w:r>
-          </w:p>
-          <w:p>
-            <w:pPr>
-              <w:spacing w:line="240" w:lineRule="auto"/>
-              <w:ind w:firstLine="0"/>
-              <w:jc w:val="left"/>
-              <w:rPr>
-                <w:sz w:val="16"/>
-              </w:rPr>
-            </w:pPr>
-            <w:r>
-              <w:rPr>
-                <w:rFonts w:ascii="Courier New" w:hAnsi="Courier New" w:cs="Courier New" w:eastAsia="Courier New"/>
-                <w:sz w:val="16"/>
-              </w:rPr>
-              <w:t xml:space="preserve">        std::exit(0);</w:t>
-            </w:r>
-          </w:p>
-          <w:p>
-            <w:pPr>
-              <w:spacing w:line="240" w:lineRule="auto"/>
-              <w:ind w:firstLine="0"/>
-              <w:jc w:val="left"/>
-              <w:rPr>
-                <w:sz w:val="16"/>
-              </w:rPr>
-            </w:pPr>
-            <w:r>
-              <w:rPr>
-                <w:rFonts w:ascii="Courier New" w:hAnsi="Courier New" w:cs="Courier New" w:eastAsia="Courier New"/>
-                <w:sz w:val="16"/>
-              </w:rPr>
-              <w:t xml:space="preserve">    }</w:t>
-            </w:r>
-          </w:p>
-          <w:p>
-            <w:pPr>
-              <w:spacing w:line="240" w:lineRule="auto"/>
-              <w:ind w:firstLine="0"/>
-              <w:jc w:val="left"/>
-              <w:rPr>
-                <w:sz w:val="16"/>
-              </w:rPr>
-            </w:pPr>
-            <w:r>
-              <w:rPr>
-                <w:rFonts w:ascii="Courier New" w:hAnsi="Courier New" w:cs="Courier New" w:eastAsia="Courier New"/>
-                <w:sz w:val="16"/>
-              </w:rPr>
-              <w:t xml:space="preserve">    return line;</w:t>
-            </w:r>
-          </w:p>
-          <w:p>
-            <w:pPr>
-              <w:spacing w:line="240" w:lineRule="auto"/>
-              <w:ind w:firstLine="0"/>
-              <w:jc w:val="left"/>
-              <w:rPr>
-                <w:sz w:val="16"/>
-              </w:rPr>
-            </w:pPr>
-            <w:r>
-              <w:rPr>
-                <w:rFonts w:ascii="Courier New" w:hAnsi="Courier New" w:cs="Courier New" w:eastAsia="Courier New"/>
-                <w:sz w:val="16"/>
-              </w:rPr>
-              <w:t>}</w:t>
-            </w:r>
-          </w:p>
-          <w:p>
-            <w:pPr>
-              <w:spacing w:line="240" w:lineRule="auto"/>
-              <w:ind w:firstLine="0"/>
-              <w:jc w:val="left"/>
-              <w:rPr>
-                <w:sz w:val="16"/>
-              </w:rPr>
-            </w:pPr>
-            <w:r>
-              <w:rPr>
-                <w:rFonts w:ascii="Courier New" w:hAnsi="Courier New" w:cs="Courier New" w:eastAsia="Courier New"/>
-                <w:sz w:val="16"/>
-              </w:rPr>
-            </w:r>
-          </w:p>
-          <w:p>
-            <w:pPr>
-              <w:spacing w:line="240" w:lineRule="auto"/>
-              <w:ind w:firstLine="0"/>
-              <w:jc w:val="left"/>
-              <w:rPr>
-                <w:sz w:val="16"/>
-              </w:rPr>
-            </w:pPr>
-            <w:r>
-              <w:rPr>
-                <w:rFonts w:ascii="Courier New" w:hAnsi="Courier New" w:cs="Courier New" w:eastAsia="Courier New"/>
-                <w:sz w:val="16"/>
-              </w:rPr>
-              <w:t>// Строка корректна, если в ней только целое число без лишних символов</w:t>
-            </w:r>
-          </w:p>
-          <w:p>
-            <w:pPr>
-              <w:spacing w:line="240" w:lineRule="auto"/>
-              <w:ind w:firstLine="0"/>
-              <w:jc w:val="left"/>
-              <w:rPr>
-                <w:sz w:val="16"/>
-              </w:rPr>
-            </w:pPr>
-            <w:r>
-              <w:rPr>
-                <w:rFonts w:ascii="Courier New" w:hAnsi="Courier New" w:cs="Courier New" w:eastAsia="Courier New"/>
-                <w:sz w:val="16"/>
-              </w:rPr>
-              <w:t>int ReadInt(const std::string&amp; message) {</w:t>
-            </w:r>
-          </w:p>
-          <w:p>
-            <w:pPr>
-              <w:spacing w:line="240" w:lineRule="auto"/>
-              <w:ind w:firstLine="0"/>
-              <w:jc w:val="left"/>
-              <w:rPr>
-                <w:sz w:val="16"/>
-              </w:rPr>
-            </w:pPr>
-            <w:r>
-              <w:rPr>
-                <w:rFonts w:ascii="Courier New" w:hAnsi="Courier New" w:cs="Courier New" w:eastAsia="Courier New"/>
-                <w:sz w:val="16"/>
-              </w:rPr>
-              <w:t xml:space="preserve">    while (true) {</w:t>
-            </w:r>
-          </w:p>
-          <w:p>
-            <w:pPr>
-              <w:spacing w:line="240" w:lineRule="auto"/>
-              <w:ind w:firstLine="0"/>
-              <w:jc w:val="left"/>
-              <w:rPr>
-                <w:sz w:val="16"/>
-              </w:rPr>
-            </w:pPr>
-            <w:r>
-              <w:rPr>
-                <w:rFonts w:ascii="Courier New" w:hAnsi="Courier New" w:cs="Courier New" w:eastAsia="Courier New"/>
-                <w:sz w:val="16"/>
-              </w:rPr>
-              <w:t xml:space="preserve">        std::istringstream stream(ReadLine(message));</w:t>
-            </w:r>
-          </w:p>
-          <w:p>
-            <w:pPr>
-              <w:spacing w:line="240" w:lineRule="auto"/>
-              <w:ind w:firstLine="0"/>
-              <w:jc w:val="left"/>
-              <w:rPr>
-                <w:sz w:val="16"/>
-              </w:rPr>
-            </w:pPr>
-            <w:r>
-              <w:rPr>
-                <w:rFonts w:ascii="Courier New" w:hAnsi="Courier New" w:cs="Courier New" w:eastAsia="Courier New"/>
-                <w:sz w:val="16"/>
-              </w:rPr>
-              <w:t xml:space="preserve">        int value = 0;</w:t>
-            </w:r>
-          </w:p>
-          <w:p>
-            <w:pPr>
-              <w:spacing w:line="240" w:lineRule="auto"/>
-              <w:ind w:firstLine="0"/>
-              <w:jc w:val="left"/>
-              <w:rPr>
-                <w:sz w:val="16"/>
-              </w:rPr>
-            </w:pPr>
-            <w:r>
-              <w:rPr>
-                <w:rFonts w:ascii="Courier New" w:hAnsi="Courier New" w:cs="Courier New" w:eastAsia="Courier New"/>
-                <w:sz w:val="16"/>
-              </w:rPr>
-              <w:t xml:space="preserve">        char extra = '\0';</w:t>
-            </w:r>
-          </w:p>
-          <w:p>
-            <w:pPr>
-              <w:spacing w:line="240" w:lineRule="auto"/>
-              <w:ind w:firstLine="0"/>
-              <w:jc w:val="left"/>
-              <w:rPr>
-                <w:sz w:val="16"/>
-              </w:rPr>
-            </w:pPr>
-            <w:r>
-              <w:rPr>
-                <w:rFonts w:ascii="Courier New" w:hAnsi="Courier New" w:cs="Courier New" w:eastAsia="Courier New"/>
-                <w:sz w:val="16"/>
-              </w:rPr>
-              <w:t xml:space="preserve">        if (stream &gt;&gt; value &amp;&amp; !(stream &gt;&gt; extra)) {</w:t>
-            </w:r>
-          </w:p>
-          <w:p>
-            <w:pPr>
-              <w:spacing w:line="240" w:lineRule="auto"/>
-              <w:ind w:firstLine="0"/>
-              <w:jc w:val="left"/>
-              <w:rPr>
-                <w:sz w:val="16"/>
-              </w:rPr>
-            </w:pPr>
-            <w:r>
-              <w:rPr>
-                <w:rFonts w:ascii="Courier New" w:hAnsi="Courier New" w:cs="Courier New" w:eastAsia="Courier New"/>
-                <w:sz w:val="16"/>
-              </w:rPr>
-              <w:t xml:space="preserve">            return value;</w:t>
-            </w:r>
-          </w:p>
-          <w:p>
-            <w:pPr>
-              <w:spacing w:line="240" w:lineRule="auto"/>
-              <w:ind w:firstLine="0"/>
-              <w:jc w:val="left"/>
-              <w:rPr>
-                <w:sz w:val="16"/>
-              </w:rPr>
-            </w:pPr>
-            <w:r>
-              <w:rPr>
-                <w:rFonts w:ascii="Courier New" w:hAnsi="Courier New" w:cs="Courier New" w:eastAsia="Courier New"/>
-                <w:sz w:val="16"/>
-              </w:rPr>
-              <w:t xml:space="preserve">        }</w:t>
-            </w:r>
-          </w:p>
-          <w:p>
-            <w:pPr>
-              <w:spacing w:line="240" w:lineRule="auto"/>
-              <w:ind w:firstLine="0"/>
-              <w:jc w:val="left"/>
-              <w:rPr>
-                <w:sz w:val="16"/>
-              </w:rPr>
-            </w:pPr>
-            <w:r>
-              <w:rPr>
-                <w:rFonts w:ascii="Courier New" w:hAnsi="Courier New" w:cs="Courier New" w:eastAsia="Courier New"/>
-                <w:sz w:val="16"/>
-              </w:rPr>
-              <w:t xml:space="preserve">        std::cout &lt;&lt; "Ошибка: нужно ввести целое число \n";</w:t>
-            </w:r>
-          </w:p>
-          <w:p>
-            <w:pPr>
-              <w:spacing w:line="240" w:lineRule="auto"/>
-              <w:ind w:firstLine="0"/>
-              <w:jc w:val="left"/>
-              <w:rPr>
-                <w:sz w:val="16"/>
-              </w:rPr>
-            </w:pPr>
-            <w:r>
-              <w:rPr>
-                <w:rFonts w:ascii="Courier New" w:hAnsi="Courier New" w:cs="Courier New" w:eastAsia="Courier New"/>
-                <w:sz w:val="16"/>
-              </w:rPr>
-              <w:t xml:space="preserve">    }</w:t>
-            </w:r>
-          </w:p>
-          <w:p>
-            <w:pPr>
-              <w:spacing w:line="240" w:lineRule="auto"/>
-              <w:ind w:firstLine="0"/>
-              <w:jc w:val="left"/>
-              <w:rPr>
-                <w:sz w:val="16"/>
-              </w:rPr>
-            </w:pPr>
-            <w:r>
-              <w:rPr>
-                <w:rFonts w:ascii="Courier New" w:hAnsi="Courier New" w:cs="Courier New" w:eastAsia="Courier New"/>
-                <w:sz w:val="16"/>
-              </w:rPr>
-              <w:t>}</w:t>
-            </w:r>
-          </w:p>
-          <w:p>
-            <w:pPr>
-              <w:spacing w:line="240" w:lineRule="auto"/>
-              <w:ind w:firstLine="0"/>
-              <w:jc w:val="left"/>
-              <w:rPr>
-                <w:sz w:val="16"/>
-              </w:rPr>
-            </w:pPr>
-            <w:r>
-              <w:rPr>
-                <w:rFonts w:ascii="Courier New" w:hAnsi="Courier New" w:cs="Courier New" w:eastAsia="Courier New"/>
-                <w:sz w:val="16"/>
-              </w:rPr>
-            </w:r>
-          </w:p>
-          <w:p>
-            <w:pPr>
-              <w:spacing w:line="240" w:lineRule="auto"/>
-              <w:ind w:firstLine="0"/>
-              <w:jc w:val="left"/>
-              <w:rPr>
-                <w:sz w:val="16"/>
-              </w:rPr>
-            </w:pPr>
-            <w:r>
-              <w:rPr>
-                <w:rFonts w:ascii="Courier New" w:hAnsi="Courier New" w:cs="Courier New" w:eastAsia="Courier New"/>
-                <w:sz w:val="16"/>
-              </w:rPr>
-              <w:t>// Строка корректна, если в ней только вещественное число без лишних</w:t>
-            </w:r>
-          </w:p>
-          <w:p>
-            <w:pPr>
-              <w:spacing w:line="240" w:lineRule="auto"/>
-              <w:ind w:firstLine="0"/>
-              <w:jc w:val="left"/>
-              <w:rPr>
-                <w:sz w:val="16"/>
-              </w:rPr>
-            </w:pPr>
-            <w:r>
-              <w:rPr>
-                <w:rFonts w:ascii="Courier New" w:hAnsi="Courier New" w:cs="Courier New" w:eastAsia="Courier New"/>
-                <w:sz w:val="16"/>
-              </w:rPr>
-              <w:t>// символов</w:t>
-            </w:r>
-          </w:p>
-          <w:p>
-            <w:pPr>
-              <w:spacing w:line="240" w:lineRule="auto"/>
-              <w:ind w:firstLine="0"/>
-              <w:jc w:val="left"/>
-              <w:rPr>
-                <w:sz w:val="16"/>
-              </w:rPr>
-            </w:pPr>
-            <w:r>
-              <w:rPr>
-                <w:rFonts w:ascii="Courier New" w:hAnsi="Courier New" w:cs="Courier New" w:eastAsia="Courier New"/>
-                <w:sz w:val="16"/>
-              </w:rPr>
-              <w:t>double ReadDouble(const std::string&amp; message) {</w:t>
-            </w:r>
-          </w:p>
-          <w:p>
-            <w:pPr>
-              <w:spacing w:line="240" w:lineRule="auto"/>
-              <w:ind w:firstLine="0"/>
-              <w:jc w:val="left"/>
-              <w:rPr>
-                <w:sz w:val="16"/>
-              </w:rPr>
-            </w:pPr>
-            <w:r>
-              <w:rPr>
-                <w:rFonts w:ascii="Courier New" w:hAnsi="Courier New" w:cs="Courier New" w:eastAsia="Courier New"/>
-                <w:sz w:val="16"/>
-              </w:rPr>
-              <w:t xml:space="preserve">    while (true) {</w:t>
-            </w:r>
-          </w:p>
-          <w:p>
-            <w:pPr>
-              <w:spacing w:line="240" w:lineRule="auto"/>
-              <w:ind w:firstLine="0"/>
-              <w:jc w:val="left"/>
-              <w:rPr>
-                <w:sz w:val="16"/>
-              </w:rPr>
-            </w:pPr>
-            <w:r>
-              <w:rPr>
-                <w:rFonts w:ascii="Courier New" w:hAnsi="Courier New" w:cs="Courier New" w:eastAsia="Courier New"/>
-                <w:sz w:val="16"/>
-              </w:rPr>
-              <w:t xml:space="preserve">        std::istringstream stream(ReadLine(message));</w:t>
-            </w:r>
-          </w:p>
-          <w:p>
-            <w:pPr>
-              <w:spacing w:line="240" w:lineRule="auto"/>
-              <w:ind w:firstLine="0"/>
-              <w:jc w:val="left"/>
-              <w:rPr>
-                <w:sz w:val="16"/>
-              </w:rPr>
-            </w:pPr>
-            <w:r>
-              <w:rPr>
-                <w:rFonts w:ascii="Courier New" w:hAnsi="Courier New" w:cs="Courier New" w:eastAsia="Courier New"/>
-                <w:sz w:val="16"/>
-              </w:rPr>
-              <w:t xml:space="preserve">        double value = 0;</w:t>
-            </w:r>
-          </w:p>
-          <w:p>
-            <w:pPr>
-              <w:spacing w:line="240" w:lineRule="auto"/>
-              <w:ind w:firstLine="0"/>
-              <w:jc w:val="left"/>
-              <w:rPr>
-                <w:sz w:val="16"/>
-              </w:rPr>
-            </w:pPr>
-            <w:r>
-              <w:rPr>
-                <w:rFonts w:ascii="Courier New" w:hAnsi="Courier New" w:cs="Courier New" w:eastAsia="Courier New"/>
-                <w:sz w:val="16"/>
-              </w:rPr>
-              <w:t xml:space="preserve">        char extra = '\0';</w:t>
-            </w:r>
-          </w:p>
-          <w:p>
-            <w:pPr>
-              <w:spacing w:line="240" w:lineRule="auto"/>
-              <w:ind w:firstLine="0"/>
-              <w:jc w:val="left"/>
-              <w:rPr>
-                <w:sz w:val="16"/>
-              </w:rPr>
-            </w:pPr>
-            <w:r>
-              <w:rPr>
-                <w:rFonts w:ascii="Courier New" w:hAnsi="Courier New" w:cs="Courier New" w:eastAsia="Courier New"/>
-                <w:sz w:val="16"/>
-              </w:rPr>
-              <w:t xml:space="preserve">        if (stream &gt;&gt; value &amp;&amp; !(stream &gt;&gt; extra)) {</w:t>
-            </w:r>
-          </w:p>
-          <w:p>
-            <w:pPr>
-              <w:spacing w:line="240" w:lineRule="auto"/>
-              <w:ind w:firstLine="0"/>
-              <w:jc w:val="left"/>
-              <w:rPr>
-                <w:sz w:val="16"/>
-              </w:rPr>
-            </w:pPr>
-            <w:r>
-              <w:rPr>
-                <w:rFonts w:ascii="Courier New" w:hAnsi="Courier New" w:cs="Courier New" w:eastAsia="Courier New"/>
-                <w:sz w:val="16"/>
-              </w:rPr>
-              <w:t xml:space="preserve">            return value;</w:t>
-            </w:r>
-          </w:p>
-          <w:p>
-            <w:pPr>
-              <w:spacing w:line="240" w:lineRule="auto"/>
-              <w:ind w:firstLine="0"/>
-              <w:jc w:val="left"/>
-              <w:rPr>
-                <w:sz w:val="16"/>
-              </w:rPr>
-            </w:pPr>
-            <w:r>
-              <w:rPr>
-                <w:rFonts w:ascii="Courier New" w:hAnsi="Courier New" w:cs="Courier New" w:eastAsia="Courier New"/>
-                <w:sz w:val="16"/>
-              </w:rPr>
-              <w:t xml:space="preserve">        }</w:t>
-            </w:r>
-          </w:p>
-          <w:p>
-            <w:pPr>
-              <w:spacing w:line="240" w:lineRule="auto"/>
-              <w:ind w:firstLine="0"/>
-              <w:jc w:val="left"/>
-              <w:rPr>
-                <w:sz w:val="16"/>
-              </w:rPr>
-            </w:pPr>
-            <w:r>
-              <w:rPr>
-                <w:rFonts w:ascii="Courier New" w:hAnsi="Courier New" w:cs="Courier New" w:eastAsia="Courier New"/>
-                <w:sz w:val="16"/>
-              </w:rPr>
-              <w:t xml:space="preserve">        std::cout &lt;&lt; "Ошибка: нужно ввести число \n";</w:t>
-            </w:r>
-          </w:p>
-          <w:p>
-            <w:pPr>
-              <w:spacing w:line="240" w:lineRule="auto"/>
-              <w:ind w:firstLine="0"/>
-              <w:jc w:val="left"/>
-              <w:rPr>
-                <w:sz w:val="16"/>
-              </w:rPr>
-            </w:pPr>
-            <w:r>
-              <w:rPr>
-                <w:rFonts w:ascii="Courier New" w:hAnsi="Courier New" w:cs="Courier New" w:eastAsia="Courier New"/>
-                <w:sz w:val="16"/>
-              </w:rPr>
-              <w:t xml:space="preserve">    }</w:t>
-            </w:r>
-          </w:p>
-          <w:p>
-            <w:pPr>
-              <w:spacing w:line="240" w:lineRule="auto"/>
-              <w:ind w:firstLine="0"/>
-              <w:jc w:val="left"/>
-              <w:rPr>
-                <w:sz w:val="16"/>
-              </w:rPr>
-            </w:pPr>
-            <w:r>
-              <w:rPr>
-                <w:rFonts w:ascii="Courier New" w:hAnsi="Courier New" w:cs="Courier New" w:eastAsia="Courier New"/>
-                <w:sz w:val="16"/>
-              </w:rPr>
-              <w:t>}</w:t>
-            </w:r>
-          </w:p>
-          <w:p>
-            <w:pPr>
-              <w:spacing w:line="240" w:lineRule="auto"/>
-              <w:ind w:firstLine="0"/>
-              <w:jc w:val="left"/>
-              <w:rPr>
-                <w:sz w:val="16"/>
-              </w:rPr>
-            </w:pPr>
-            <w:r>
-              <w:rPr>
-                <w:rFonts w:ascii="Courier New" w:hAnsi="Courier New" w:cs="Courier New" w:eastAsia="Courier New"/>
-                <w:sz w:val="16"/>
-              </w:rPr>
-            </w:r>
-          </w:p>
-          <w:p>
-            <w:pPr>
-              <w:spacing w:line="240" w:lineRule="auto"/>
-              <w:ind w:firstLine="0"/>
-              <w:jc w:val="left"/>
-              <w:rPr>
-                <w:sz w:val="16"/>
-              </w:rPr>
-            </w:pPr>
-            <w:r>
-              <w:rPr>
-                <w:rFonts w:ascii="Courier New" w:hAnsi="Courier New" w:cs="Courier New" w:eastAsia="Courier New"/>
-                <w:sz w:val="16"/>
-              </w:rPr>
-              <w:t>// Принимается ровно один символ от '0' до '9'</w:t>
-            </w:r>
-          </w:p>
-          <w:p>
-            <w:pPr>
-              <w:spacing w:line="240" w:lineRule="auto"/>
-              <w:ind w:firstLine="0"/>
-              <w:jc w:val="left"/>
-              <w:rPr>
-                <w:sz w:val="16"/>
-              </w:rPr>
-            </w:pPr>
-            <w:r>
-              <w:rPr>
-                <w:rFonts w:ascii="Courier New" w:hAnsi="Courier New" w:cs="Courier New" w:eastAsia="Courier New"/>
-                <w:sz w:val="16"/>
-              </w:rPr>
-              <w:t>char ReadCharToNum(const std::string&amp; message) {</w:t>
-            </w:r>
-          </w:p>
-          <w:p>
-            <w:pPr>
-              <w:spacing w:line="240" w:lineRule="auto"/>
-              <w:ind w:firstLine="0"/>
-              <w:jc w:val="left"/>
-              <w:rPr>
-                <w:sz w:val="16"/>
-              </w:rPr>
-            </w:pPr>
-            <w:r>
-              <w:rPr>
-                <w:rFonts w:ascii="Courier New" w:hAnsi="Courier New" w:cs="Courier New" w:eastAsia="Courier New"/>
-                <w:sz w:val="16"/>
-              </w:rPr>
-              <w:t xml:space="preserve">    while (true) {</w:t>
-            </w:r>
-          </w:p>
-          <w:p>
-            <w:pPr>
-              <w:spacing w:line="240" w:lineRule="auto"/>
-              <w:ind w:firstLine="0"/>
-              <w:jc w:val="left"/>
-              <w:rPr>
-                <w:sz w:val="16"/>
-              </w:rPr>
-            </w:pPr>
-            <w:r>
-              <w:rPr>
-                <w:rFonts w:ascii="Courier New" w:hAnsi="Courier New" w:cs="Courier New" w:eastAsia="Courier New"/>
-                <w:sz w:val="16"/>
-              </w:rPr>
-              <w:t xml:space="preserve">        std::string line = ReadLine(message);</w:t>
-            </w:r>
-          </w:p>
-          <w:p>
-            <w:pPr>
-              <w:spacing w:line="240" w:lineRule="auto"/>
-              <w:ind w:firstLine="0"/>
-              <w:jc w:val="left"/>
-              <w:rPr>
-                <w:sz w:val="16"/>
-              </w:rPr>
-            </w:pPr>
-            <w:r>
-              <w:rPr>
-                <w:rFonts w:ascii="Courier New" w:hAnsi="Courier New" w:cs="Courier New" w:eastAsia="Courier New"/>
-                <w:sz w:val="16"/>
-              </w:rPr>
-              <w:t xml:space="preserve">        if (line.size() == 1 &amp;&amp; line[0] &gt;= '0' &amp;&amp; line[0] &lt;= '9') {</w:t>
-            </w:r>
-          </w:p>
-          <w:p>
-            <w:pPr>
-              <w:spacing w:line="240" w:lineRule="auto"/>
-              <w:ind w:firstLine="0"/>
-              <w:jc w:val="left"/>
-              <w:rPr>
-                <w:sz w:val="16"/>
-              </w:rPr>
-            </w:pPr>
-            <w:r>
-              <w:rPr>
-                <w:rFonts w:ascii="Courier New" w:hAnsi="Courier New" w:cs="Courier New" w:eastAsia="Courier New"/>
-                <w:sz w:val="16"/>
-              </w:rPr>
-              <w:t xml:space="preserve">            return line[0];</w:t>
-            </w:r>
-          </w:p>
-          <w:p>
-            <w:pPr>
-              <w:spacing w:line="240" w:lineRule="auto"/>
-              <w:ind w:firstLine="0"/>
-              <w:jc w:val="left"/>
-              <w:rPr>
-                <w:sz w:val="16"/>
-              </w:rPr>
-            </w:pPr>
-            <w:r>
-              <w:rPr>
-                <w:rFonts w:ascii="Courier New" w:hAnsi="Courier New" w:cs="Courier New" w:eastAsia="Courier New"/>
-                <w:sz w:val="16"/>
-              </w:rPr>
-              <w:t xml:space="preserve">        }</w:t>
-            </w:r>
-          </w:p>
-          <w:p>
-            <w:pPr>
-              <w:spacing w:line="240" w:lineRule="auto"/>
-              <w:ind w:firstLine="0"/>
-              <w:jc w:val="left"/>
-              <w:rPr>
-                <w:sz w:val="16"/>
-              </w:rPr>
-            </w:pPr>
-            <w:r>
-              <w:rPr>
-                <w:rFonts w:ascii="Courier New" w:hAnsi="Courier New" w:cs="Courier New" w:eastAsia="Courier New"/>
-                <w:sz w:val="16"/>
-              </w:rPr>
-              <w:t xml:space="preserve">        std::cout &lt;&lt; "Ошибка: нужно ввести один символ от 0 до 9 \n";</w:t>
-            </w:r>
-          </w:p>
-          <w:p>
-            <w:pPr>
-              <w:spacing w:line="240" w:lineRule="auto"/>
-              <w:ind w:firstLine="0"/>
-              <w:jc w:val="left"/>
-              <w:rPr>
-                <w:sz w:val="16"/>
-              </w:rPr>
-            </w:pPr>
-            <w:r>
-              <w:rPr>
-                <w:rFonts w:ascii="Courier New" w:hAnsi="Courier New" w:cs="Courier New" w:eastAsia="Courier New"/>
-                <w:sz w:val="16"/>
-              </w:rPr>
-              <w:t xml:space="preserve">    }</w:t>
-            </w:r>
-          </w:p>
-          <w:p>
-            <w:pPr>
-              <w:spacing w:line="240" w:lineRule="auto"/>
-              <w:ind w:firstLine="0"/>
-              <w:jc w:val="left"/>
-              <w:rPr>
-                <w:sz w:val="16"/>
-              </w:rPr>
-            </w:pPr>
-            <w:r>
-              <w:rPr>
-                <w:rFonts w:ascii="Courier New" w:hAnsi="Courier New" w:cs="Courier New" w:eastAsia="Courier New"/>
-                <w:sz w:val="16"/>
-              </w:rPr>
-              <w:t>}</w:t>
-            </w:r>
-          </w:p>
-          <w:p>
-            <w:pPr>
-              <w:spacing w:line="240" w:lineRule="auto"/>
-              <w:ind w:firstLine="0"/>
-              <w:jc w:val="left"/>
-              <w:rPr>
-                <w:sz w:val="16"/>
-              </w:rPr>
-            </w:pPr>
-            <w:r>
-              <w:rPr>
-                <w:rFonts w:ascii="Courier New" w:hAnsi="Courier New" w:cs="Courier New" w:eastAsia="Courier New"/>
-                <w:sz w:val="16"/>
-              </w:rPr>
-            </w:r>
-          </w:p>
-          <w:p>
-            <w:pPr>
-              <w:spacing w:line="240" w:lineRule="auto"/>
-              <w:ind w:firstLine="0"/>
-              <w:jc w:val="left"/>
-              <w:rPr>
-                <w:sz w:val="16"/>
-              </w:rPr>
-            </w:pPr>
-            <w:r>
-              <w:rPr>
-                <w:rFonts w:ascii="Courier New" w:hAnsi="Courier New" w:cs="Courier New" w:eastAsia="Courier New"/>
-                <w:sz w:val="16"/>
-              </w:rPr>
-              <w:t>// Повторяет ввод, пока число не попадёт в отрезок от min_value до max_value</w:t>
-            </w:r>
-          </w:p>
-          <w:p>
-            <w:pPr>
-              <w:spacing w:line="240" w:lineRule="auto"/>
-              <w:ind w:firstLine="0"/>
-              <w:jc w:val="left"/>
-              <w:rPr>
-                <w:sz w:val="16"/>
-              </w:rPr>
-            </w:pPr>
-            <w:r>
-              <w:rPr>
-                <w:rFonts w:ascii="Courier New" w:hAnsi="Courier New" w:cs="Courier New" w:eastAsia="Courier New"/>
-                <w:sz w:val="16"/>
-              </w:rPr>
-              <w:t>int ReadIntInRange(const std::string&amp; message, int min_value, int max_value) {</w:t>
-            </w:r>
-          </w:p>
-          <w:p>
-            <w:pPr>
-              <w:spacing w:line="240" w:lineRule="auto"/>
-              <w:ind w:firstLine="0"/>
-              <w:jc w:val="left"/>
-              <w:rPr>
-                <w:sz w:val="16"/>
-              </w:rPr>
-            </w:pPr>
-            <w:r>
-              <w:rPr>
-                <w:rFonts w:ascii="Courier New" w:hAnsi="Courier New" w:cs="Courier New" w:eastAsia="Courier New"/>
-                <w:sz w:val="16"/>
-              </w:rPr>
-              <w:t xml:space="preserve">    while (true) {</w:t>
-            </w:r>
-          </w:p>
-          <w:p>
-            <w:pPr>
-              <w:spacing w:line="240" w:lineRule="auto"/>
-              <w:ind w:firstLine="0"/>
-              <w:jc w:val="left"/>
-              <w:rPr>
-                <w:sz w:val="16"/>
-              </w:rPr>
-            </w:pPr>
-            <w:r>
-              <w:rPr>
-                <w:rFonts w:ascii="Courier New" w:hAnsi="Courier New" w:cs="Courier New" w:eastAsia="Courier New"/>
-                <w:sz w:val="16"/>
-              </w:rPr>
-              <w:t xml:space="preserve">        int value = ReadInt(message);</w:t>
-            </w:r>
-          </w:p>
-          <w:p>
-            <w:pPr>
-              <w:spacing w:line="240" w:lineRule="auto"/>
-              <w:ind w:firstLine="0"/>
-              <w:jc w:val="left"/>
-              <w:rPr>
-                <w:sz w:val="16"/>
-              </w:rPr>
-            </w:pPr>
-            <w:r>
-              <w:rPr>
-                <w:rFonts w:ascii="Courier New" w:hAnsi="Courier New" w:cs="Courier New" w:eastAsia="Courier New"/>
-                <w:sz w:val="16"/>
-              </w:rPr>
-              <w:t xml:space="preserve">        if (value &gt;= min_value &amp;&amp; value &lt;= max_value) {</w:t>
-            </w:r>
-          </w:p>
-          <w:p>
-            <w:pPr>
-              <w:spacing w:line="240" w:lineRule="auto"/>
-              <w:ind w:firstLine="0"/>
-              <w:jc w:val="left"/>
-              <w:rPr>
-                <w:sz w:val="16"/>
-              </w:rPr>
-            </w:pPr>
-            <w:r>
-              <w:rPr>
-                <w:rFonts w:ascii="Courier New" w:hAnsi="Courier New" w:cs="Courier New" w:eastAsia="Courier New"/>
-                <w:sz w:val="16"/>
-              </w:rPr>
-              <w:t xml:space="preserve">            return value;</w:t>
-            </w:r>
-          </w:p>
-          <w:p>
-            <w:pPr>
-              <w:spacing w:line="240" w:lineRule="auto"/>
-              <w:ind w:firstLine="0"/>
-              <w:jc w:val="left"/>
-              <w:rPr>
-                <w:sz w:val="16"/>
-              </w:rPr>
-            </w:pPr>
-            <w:r>
-              <w:rPr>
-                <w:rFonts w:ascii="Courier New" w:hAnsi="Courier New" w:cs="Courier New" w:eastAsia="Courier New"/>
-                <w:sz w:val="16"/>
-              </w:rPr>
-              <w:t xml:space="preserve">        }</w:t>
-            </w:r>
-          </w:p>
-          <w:p>
-            <w:pPr>
-              <w:spacing w:line="240" w:lineRule="auto"/>
-              <w:ind w:firstLine="0"/>
-              <w:jc w:val="left"/>
-              <w:rPr>
-                <w:sz w:val="16"/>
-              </w:rPr>
-            </w:pPr>
-            <w:r>
-              <w:rPr>
-                <w:rFonts w:ascii="Courier New" w:hAnsi="Courier New" w:cs="Courier New" w:eastAsia="Courier New"/>
-                <w:sz w:val="16"/>
-              </w:rPr>
-              <w:t xml:space="preserve">        std::cout &lt;&lt; "Ошибка: число должно быть от " &lt;&lt; min_value &lt;&lt; " до "</w:t>
-            </w:r>
-          </w:p>
-          <w:p>
-            <w:pPr>
-              <w:spacing w:line="240" w:lineRule="auto"/>
-              <w:ind w:firstLine="0"/>
-              <w:jc w:val="left"/>
-              <w:rPr>
-                <w:sz w:val="16"/>
-              </w:rPr>
-            </w:pPr>
-            <w:r>
-              <w:rPr>
-                <w:rFonts w:ascii="Courier New" w:hAnsi="Courier New" w:cs="Courier New" w:eastAsia="Courier New"/>
-                <w:sz w:val="16"/>
-              </w:rPr>
-              <w:t xml:space="preserve">                  &lt;&lt; max_value &lt;&lt; " \n";</w:t>
-            </w:r>
-          </w:p>
-          <w:p>
-            <w:pPr>
-              <w:spacing w:line="240" w:lineRule="auto"/>
-              <w:ind w:firstLine="0"/>
-              <w:jc w:val="left"/>
-              <w:rPr>
-                <w:sz w:val="16"/>
-              </w:rPr>
-            </w:pPr>
-            <w:r>
-              <w:rPr>
-                <w:rFonts w:ascii="Courier New" w:hAnsi="Courier New" w:cs="Courier New" w:eastAsia="Courier New"/>
-                <w:sz w:val="16"/>
-              </w:rPr>
-              <w:t xml:space="preserve">    }</w:t>
-            </w:r>
-          </w:p>
-          <w:p>
-            <w:pPr>
-              <w:spacing w:line="240" w:lineRule="auto"/>
-              <w:ind w:firstLine="0"/>
-              <w:jc w:val="left"/>
-              <w:rPr>
-                <w:sz w:val="16"/>
-              </w:rPr>
-            </w:pPr>
-            <w:r>
-              <w:rPr>
-                <w:rFonts w:ascii="Courier New" w:hAnsi="Courier New" w:cs="Courier New" w:eastAsia="Courier New"/>
-                <w:sz w:val="16"/>
-              </w:rPr>
-              <w:t>}</w:t>
-            </w:r>
-          </w:p>
-          <w:p>
-            <w:pPr>
-              <w:spacing w:line="240" w:lineRule="auto"/>
-              <w:ind w:firstLine="0"/>
-              <w:jc w:val="left"/>
-              <w:rPr>
-                <w:sz w:val="16"/>
-              </w:rPr>
-            </w:pPr>
-            <w:r>
-              <w:rPr>
-                <w:rFonts w:ascii="Courier New" w:hAnsi="Courier New" w:cs="Courier New" w:eastAsia="Courier New"/>
-                <w:sz w:val="16"/>
-              </w:rPr>
-            </w:r>
-          </w:p>
-          <w:p>
-            <w:pPr>
-              <w:spacing w:line="240" w:lineRule="auto"/>
-              <w:ind w:firstLine="0"/>
-              <w:jc w:val="left"/>
-              <w:rPr>
-                <w:sz w:val="16"/>
-              </w:rPr>
-            </w:pPr>
-            <w:r>
-              <w:rPr>
-                <w:rFonts w:ascii="Courier New" w:hAnsi="Courier New" w:cs="Courier New" w:eastAsia="Courier New"/>
-                <w:sz w:val="16"/>
-              </w:rPr>
-              <w:t>// Ввод массива с клавиатуры с проверкой каждого элемента через ReadInt</w:t>
-            </w:r>
-          </w:p>
-          <w:p>
-            <w:pPr>
-              <w:spacing w:line="240" w:lineRule="auto"/>
-              <w:ind w:firstLine="0"/>
-              <w:jc w:val="left"/>
-              <w:rPr>
-                <w:sz w:val="16"/>
-              </w:rPr>
-            </w:pPr>
-            <w:r>
-              <w:rPr>
-                <w:rFonts w:ascii="Courier New" w:hAnsi="Courier New" w:cs="Courier New" w:eastAsia="Courier New"/>
-                <w:sz w:val="16"/>
-              </w:rPr>
-              <w:t>void ReadArr(int* arr, int size, const std::string&amp; name) {</w:t>
-            </w:r>
-          </w:p>
-          <w:p>
-            <w:pPr>
-              <w:spacing w:line="240" w:lineRule="auto"/>
-              <w:ind w:firstLine="0"/>
-              <w:jc w:val="left"/>
-              <w:rPr>
-                <w:sz w:val="16"/>
-              </w:rPr>
-            </w:pPr>
-            <w:r>
-              <w:rPr>
-                <w:rFonts w:ascii="Courier New" w:hAnsi="Courier New" w:cs="Courier New" w:eastAsia="Courier New"/>
-                <w:sz w:val="16"/>
-              </w:rPr>
-              <w:t xml:space="preserve">    for (int i = 0; i &lt; size; ++i) {</w:t>
-            </w:r>
-          </w:p>
-          <w:p>
-            <w:pPr>
-              <w:spacing w:line="240" w:lineRule="auto"/>
-              <w:ind w:firstLine="0"/>
-              <w:jc w:val="left"/>
-              <w:rPr>
-                <w:sz w:val="16"/>
-              </w:rPr>
-            </w:pPr>
-            <w:r>
-              <w:rPr>
-                <w:rFonts w:ascii="Courier New" w:hAnsi="Courier New" w:cs="Courier New" w:eastAsia="Courier New"/>
-                <w:sz w:val="16"/>
-              </w:rPr>
-              <w:t xml:space="preserve">        arr[i] = ReadInt(name + "[" + std::to_string(i) + "] = ");</w:t>
-            </w:r>
-          </w:p>
-          <w:p>
-            <w:pPr>
-              <w:spacing w:line="240" w:lineRule="auto"/>
-              <w:ind w:firstLine="0"/>
-              <w:jc w:val="left"/>
-              <w:rPr>
-                <w:sz w:val="16"/>
-              </w:rPr>
-            </w:pPr>
-            <w:r>
-              <w:rPr>
-                <w:rFonts w:ascii="Courier New" w:hAnsi="Courier New" w:cs="Courier New" w:eastAsia="Courier New"/>
-                <w:sz w:val="16"/>
-              </w:rPr>
-              <w:t xml:space="preserve">    }</w:t>
-            </w:r>
-          </w:p>
-          <w:p>
-            <w:pPr>
-              <w:spacing w:line="240" w:lineRule="auto"/>
-              <w:ind w:firstLine="0"/>
-              <w:jc w:val="left"/>
-              <w:rPr>
-                <w:sz w:val="16"/>
-              </w:rPr>
-            </w:pPr>
-            <w:r>
-              <w:rPr>
-                <w:rFonts w:ascii="Courier New" w:hAnsi="Courier New" w:cs="Courier New" w:eastAsia="Courier New"/>
-                <w:sz w:val="16"/>
-              </w:rPr>
-              <w:t>}</w:t>
-            </w:r>
-          </w:p>
-          <w:p>
-            <w:pPr>
-              <w:spacing w:line="240" w:lineRule="auto"/>
-              <w:ind w:firstLine="0"/>
-              <w:jc w:val="left"/>
-              <w:rPr>
-                <w:sz w:val="16"/>
-              </w:rPr>
-            </w:pPr>
-            <w:r>
-              <w:rPr>
-                <w:rFonts w:ascii="Courier New" w:hAnsi="Courier New" w:cs="Courier New" w:eastAsia="Courier New"/>
-                <w:sz w:val="16"/>
-              </w:rPr>
-            </w:r>
-          </w:p>
           <w:p>
             <w:pPr>
               <w:spacing w:line="240" w:lineRule="auto"/>
